--- a/tablas/descriptivos_2020.docx
+++ b/tablas/descriptivos_2020.docx
@@ -52,6 +52,15 @@
               </w:pBdr>
               <w:spacing w:after="0" w:before="0" w:line="240"/>
               <w:ind w:left="100" w:right="100" w:firstLine="0" w:firstLineChars="0"/>
+              <w:rPr>
+                <w:rFonts w:ascii="Arial" w:hAnsi="Arial" w:eastAsia="Arial" w:cs="Arial"/>
+                <w:i w:val="false"/>
+                <w:b w:val="false"/>
+                <w:u w:val="none"/>
+                <w:sz w:val="16"/>
+                <w:szCs w:val="16"/>
+                <w:color w:val="000000"/>
+              </w:rPr>
             </w:pPr>
             <w:r>
               <w:rPr>
@@ -96,6 +105,15 @@
               </w:pBdr>
               <w:spacing w:after="0" w:before="0" w:line="240"/>
               <w:ind w:left="100" w:right="100" w:firstLine="0" w:firstLineChars="0"/>
+              <w:rPr>
+                <w:rFonts w:ascii="Arial" w:hAnsi="Arial" w:eastAsia="Arial" w:cs="Arial"/>
+                <w:i w:val="false"/>
+                <w:b w:val="false"/>
+                <w:u w:val="none"/>
+                <w:sz w:val="16"/>
+                <w:szCs w:val="16"/>
+                <w:color w:val="000000"/>
+              </w:rPr>
             </w:pPr>
             <w:r>
               <w:rPr>
@@ -159,6 +177,15 @@
               </w:pBdr>
               <w:spacing w:after="0" w:before="0" w:line="240"/>
               <w:ind w:left="100" w:right="100" w:firstLine="0" w:firstLineChars="0"/>
+              <w:rPr>
+                <w:rFonts w:ascii="Arial" w:hAnsi="Arial" w:eastAsia="Arial" w:cs="Arial"/>
+                <w:i w:val="false"/>
+                <w:b w:val="false"/>
+                <w:u w:val="none"/>
+                <w:sz w:val="16"/>
+                <w:szCs w:val="16"/>
+                <w:color w:val="000000"/>
+              </w:rPr>
             </w:pPr>
             <w:r>
               <w:rPr>
@@ -203,6 +230,15 @@
               </w:pBdr>
               <w:spacing w:after="0" w:before="0" w:line="240"/>
               <w:ind w:left="100" w:right="100" w:firstLine="0" w:firstLineChars="0"/>
+              <w:rPr>
+                <w:rFonts w:ascii="Arial" w:hAnsi="Arial" w:eastAsia="Arial" w:cs="Arial"/>
+                <w:i w:val="false"/>
+                <w:b w:val="false"/>
+                <w:u w:val="none"/>
+                <w:sz w:val="16"/>
+                <w:szCs w:val="16"/>
+                <w:color w:val="000000"/>
+              </w:rPr>
             </w:pPr>
             <w:r>
               <w:rPr>
@@ -253,6 +289,15 @@
               </w:pBdr>
               <w:spacing w:after="0" w:before="0" w:line="240"/>
               <w:ind w:left="100" w:right="100" w:firstLine="0" w:firstLineChars="0"/>
+              <w:rPr>
+                <w:rFonts w:ascii="Arial" w:hAnsi="Arial" w:eastAsia="Arial" w:cs="Arial"/>
+                <w:i w:val="false"/>
+                <w:b w:val="false"/>
+                <w:u w:val="none"/>
+                <w:sz w:val="16"/>
+                <w:szCs w:val="16"/>
+                <w:color w:val="000000"/>
+              </w:rPr>
             </w:pPr>
             <w:r>
               <w:rPr>
@@ -297,6 +342,15 @@
               </w:pBdr>
               <w:spacing w:after="0" w:before="0" w:line="240"/>
               <w:ind w:left="100" w:right="100" w:firstLine="0" w:firstLineChars="0"/>
+              <w:rPr>
+                <w:rFonts w:ascii="Arial" w:hAnsi="Arial" w:eastAsia="Arial" w:cs="Arial"/>
+                <w:i w:val="false"/>
+                <w:b w:val="false"/>
+                <w:u w:val="none"/>
+                <w:sz w:val="16"/>
+                <w:szCs w:val="16"/>
+                <w:color w:val="000000"/>
+              </w:rPr>
             </w:pPr>
             <w:r>
               <w:rPr>
@@ -347,6 +401,15 @@
               </w:pBdr>
               <w:spacing w:after="0" w:before="0" w:line="240"/>
               <w:ind w:left="300" w:right="100" w:firstLine="0" w:firstLineChars="0"/>
+              <w:rPr>
+                <w:rFonts w:ascii="Arial" w:hAnsi="Arial" w:eastAsia="Arial" w:cs="Arial"/>
+                <w:i w:val="false"/>
+                <w:b w:val="false"/>
+                <w:u w:val="none"/>
+                <w:sz w:val="16"/>
+                <w:szCs w:val="16"/>
+                <w:color w:val="000000"/>
+              </w:rPr>
             </w:pPr>
             <w:r>
               <w:rPr>
@@ -391,6 +454,15 @@
               </w:pBdr>
               <w:spacing w:after="0" w:before="0" w:line="240"/>
               <w:ind w:left="100" w:right="100" w:firstLine="0" w:firstLineChars="0"/>
+              <w:rPr>
+                <w:rFonts w:ascii="Arial" w:hAnsi="Arial" w:eastAsia="Arial" w:cs="Arial"/>
+                <w:i w:val="false"/>
+                <w:b w:val="false"/>
+                <w:u w:val="none"/>
+                <w:sz w:val="16"/>
+                <w:szCs w:val="16"/>
+                <w:color w:val="000000"/>
+              </w:rPr>
             </w:pPr>
             <w:r>
               <w:rPr>
@@ -441,6 +513,15 @@
               </w:pBdr>
               <w:spacing w:after="0" w:before="0" w:line="240"/>
               <w:ind w:left="300" w:right="100" w:firstLine="0" w:firstLineChars="0"/>
+              <w:rPr>
+                <w:rFonts w:ascii="Arial" w:hAnsi="Arial" w:eastAsia="Arial" w:cs="Arial"/>
+                <w:i w:val="false"/>
+                <w:b w:val="false"/>
+                <w:u w:val="none"/>
+                <w:sz w:val="16"/>
+                <w:szCs w:val="16"/>
+                <w:color w:val="000000"/>
+              </w:rPr>
             </w:pPr>
             <w:r>
               <w:rPr>
@@ -485,6 +566,15 @@
               </w:pBdr>
               <w:spacing w:after="0" w:before="0" w:line="240"/>
               <w:ind w:left="100" w:right="100" w:firstLine="0" w:firstLineChars="0"/>
+              <w:rPr>
+                <w:rFonts w:ascii="Arial" w:hAnsi="Arial" w:eastAsia="Arial" w:cs="Arial"/>
+                <w:i w:val="false"/>
+                <w:b w:val="false"/>
+                <w:u w:val="none"/>
+                <w:sz w:val="16"/>
+                <w:szCs w:val="16"/>
+                <w:color w:val="000000"/>
+              </w:rPr>
             </w:pPr>
             <w:r>
               <w:rPr>
@@ -535,6 +625,15 @@
               </w:pBdr>
               <w:spacing w:after="0" w:before="0" w:line="240"/>
               <w:ind w:left="100" w:right="100" w:firstLine="0" w:firstLineChars="0"/>
+              <w:rPr>
+                <w:rFonts w:ascii="Arial" w:hAnsi="Arial" w:eastAsia="Arial" w:cs="Arial"/>
+                <w:i w:val="false"/>
+                <w:b w:val="false"/>
+                <w:u w:val="none"/>
+                <w:sz w:val="16"/>
+                <w:szCs w:val="16"/>
+                <w:color w:val="000000"/>
+              </w:rPr>
             </w:pPr>
             <w:r>
               <w:rPr>
@@ -579,6 +678,15 @@
               </w:pBdr>
               <w:spacing w:after="0" w:before="0" w:line="240"/>
               <w:ind w:left="100" w:right="100" w:firstLine="0" w:firstLineChars="0"/>
+              <w:rPr>
+                <w:rFonts w:ascii="Arial" w:hAnsi="Arial" w:eastAsia="Arial" w:cs="Arial"/>
+                <w:i w:val="false"/>
+                <w:b w:val="false"/>
+                <w:u w:val="none"/>
+                <w:sz w:val="16"/>
+                <w:szCs w:val="16"/>
+                <w:color w:val="000000"/>
+              </w:rPr>
             </w:pPr>
             <w:r>
               <w:rPr>
@@ -629,6 +737,15 @@
               </w:pBdr>
               <w:spacing w:after="0" w:before="0" w:line="240"/>
               <w:ind w:left="100" w:right="100" w:firstLine="0" w:firstLineChars="0"/>
+              <w:rPr>
+                <w:rFonts w:ascii="Arial" w:hAnsi="Arial" w:eastAsia="Arial" w:cs="Arial"/>
+                <w:i w:val="false"/>
+                <w:b w:val="false"/>
+                <w:u w:val="none"/>
+                <w:sz w:val="16"/>
+                <w:szCs w:val="16"/>
+                <w:color w:val="000000"/>
+              </w:rPr>
             </w:pPr>
             <w:r>
               <w:rPr>
@@ -673,6 +790,15 @@
               </w:pBdr>
               <w:spacing w:after="0" w:before="0" w:line="240"/>
               <w:ind w:left="100" w:right="100" w:firstLine="0" w:firstLineChars="0"/>
+              <w:rPr>
+                <w:rFonts w:ascii="Arial" w:hAnsi="Arial" w:eastAsia="Arial" w:cs="Arial"/>
+                <w:i w:val="false"/>
+                <w:b w:val="false"/>
+                <w:u w:val="none"/>
+                <w:sz w:val="16"/>
+                <w:szCs w:val="16"/>
+                <w:color w:val="000000"/>
+              </w:rPr>
             </w:pPr>
             <w:r>
               <w:rPr>
@@ -723,6 +849,15 @@
               </w:pBdr>
               <w:spacing w:after="0" w:before="0" w:line="240"/>
               <w:ind w:left="300" w:right="100" w:firstLine="0" w:firstLineChars="0"/>
+              <w:rPr>
+                <w:rFonts w:ascii="Arial" w:hAnsi="Arial" w:eastAsia="Arial" w:cs="Arial"/>
+                <w:i w:val="false"/>
+                <w:b w:val="false"/>
+                <w:u w:val="none"/>
+                <w:sz w:val="16"/>
+                <w:szCs w:val="16"/>
+                <w:color w:val="000000"/>
+              </w:rPr>
             </w:pPr>
             <w:r>
               <w:rPr>
@@ -767,6 +902,15 @@
               </w:pBdr>
               <w:spacing w:after="0" w:before="0" w:line="240"/>
               <w:ind w:left="100" w:right="100" w:firstLine="0" w:firstLineChars="0"/>
+              <w:rPr>
+                <w:rFonts w:ascii="Arial" w:hAnsi="Arial" w:eastAsia="Arial" w:cs="Arial"/>
+                <w:i w:val="false"/>
+                <w:b w:val="false"/>
+                <w:u w:val="none"/>
+                <w:sz w:val="16"/>
+                <w:szCs w:val="16"/>
+                <w:color w:val="000000"/>
+              </w:rPr>
             </w:pPr>
             <w:r>
               <w:rPr>
@@ -817,6 +961,15 @@
               </w:pBdr>
               <w:spacing w:after="0" w:before="0" w:line="240"/>
               <w:ind w:left="300" w:right="100" w:firstLine="0" w:firstLineChars="0"/>
+              <w:rPr>
+                <w:rFonts w:ascii="Arial" w:hAnsi="Arial" w:eastAsia="Arial" w:cs="Arial"/>
+                <w:i w:val="false"/>
+                <w:b w:val="false"/>
+                <w:u w:val="none"/>
+                <w:sz w:val="16"/>
+                <w:szCs w:val="16"/>
+                <w:color w:val="000000"/>
+              </w:rPr>
             </w:pPr>
             <w:r>
               <w:rPr>
@@ -861,6 +1014,15 @@
               </w:pBdr>
               <w:spacing w:after="0" w:before="0" w:line="240"/>
               <w:ind w:left="100" w:right="100" w:firstLine="0" w:firstLineChars="0"/>
+              <w:rPr>
+                <w:rFonts w:ascii="Arial" w:hAnsi="Arial" w:eastAsia="Arial" w:cs="Arial"/>
+                <w:i w:val="false"/>
+                <w:b w:val="false"/>
+                <w:u w:val="none"/>
+                <w:sz w:val="16"/>
+                <w:szCs w:val="16"/>
+                <w:color w:val="000000"/>
+              </w:rPr>
             </w:pPr>
             <w:r>
               <w:rPr>
@@ -911,6 +1073,15 @@
               </w:pBdr>
               <w:spacing w:after="0" w:before="0" w:line="240"/>
               <w:ind w:left="300" w:right="100" w:firstLine="0" w:firstLineChars="0"/>
+              <w:rPr>
+                <w:rFonts w:ascii="Arial" w:hAnsi="Arial" w:eastAsia="Arial" w:cs="Arial"/>
+                <w:i w:val="false"/>
+                <w:b w:val="false"/>
+                <w:u w:val="none"/>
+                <w:sz w:val="16"/>
+                <w:szCs w:val="16"/>
+                <w:color w:val="000000"/>
+              </w:rPr>
             </w:pPr>
             <w:r>
               <w:rPr>
@@ -955,6 +1126,15 @@
               </w:pBdr>
               <w:spacing w:after="0" w:before="0" w:line="240"/>
               <w:ind w:left="100" w:right="100" w:firstLine="0" w:firstLineChars="0"/>
+              <w:rPr>
+                <w:rFonts w:ascii="Arial" w:hAnsi="Arial" w:eastAsia="Arial" w:cs="Arial"/>
+                <w:i w:val="false"/>
+                <w:b w:val="false"/>
+                <w:u w:val="none"/>
+                <w:sz w:val="16"/>
+                <w:szCs w:val="16"/>
+                <w:color w:val="000000"/>
+              </w:rPr>
             </w:pPr>
             <w:r>
               <w:rPr>
@@ -1005,6 +1185,15 @@
               </w:pBdr>
               <w:spacing w:after="0" w:before="0" w:line="240"/>
               <w:ind w:left="300" w:right="100" w:firstLine="0" w:firstLineChars="0"/>
+              <w:rPr>
+                <w:rFonts w:ascii="Arial" w:hAnsi="Arial" w:eastAsia="Arial" w:cs="Arial"/>
+                <w:i w:val="false"/>
+                <w:b w:val="false"/>
+                <w:u w:val="none"/>
+                <w:sz w:val="16"/>
+                <w:szCs w:val="16"/>
+                <w:color w:val="000000"/>
+              </w:rPr>
             </w:pPr>
             <w:r>
               <w:rPr>
@@ -1049,6 +1238,15 @@
               </w:pBdr>
               <w:spacing w:after="0" w:before="0" w:line="240"/>
               <w:ind w:left="100" w:right="100" w:firstLine="0" w:firstLineChars="0"/>
+              <w:rPr>
+                <w:rFonts w:ascii="Arial" w:hAnsi="Arial" w:eastAsia="Arial" w:cs="Arial"/>
+                <w:i w:val="false"/>
+                <w:b w:val="false"/>
+                <w:u w:val="none"/>
+                <w:sz w:val="16"/>
+                <w:szCs w:val="16"/>
+                <w:color w:val="000000"/>
+              </w:rPr>
             </w:pPr>
             <w:r>
               <w:rPr>
@@ -1099,6 +1297,15 @@
               </w:pBdr>
               <w:spacing w:after="0" w:before="0" w:line="240"/>
               <w:ind w:left="300" w:right="100" w:firstLine="0" w:firstLineChars="0"/>
+              <w:rPr>
+                <w:rFonts w:ascii="Arial" w:hAnsi="Arial" w:eastAsia="Arial" w:cs="Arial"/>
+                <w:i w:val="false"/>
+                <w:b w:val="false"/>
+                <w:u w:val="none"/>
+                <w:sz w:val="16"/>
+                <w:szCs w:val="16"/>
+                <w:color w:val="000000"/>
+              </w:rPr>
             </w:pPr>
             <w:r>
               <w:rPr>
@@ -1143,6 +1350,15 @@
               </w:pBdr>
               <w:spacing w:after="0" w:before="0" w:line="240"/>
               <w:ind w:left="100" w:right="100" w:firstLine="0" w:firstLineChars="0"/>
+              <w:rPr>
+                <w:rFonts w:ascii="Arial" w:hAnsi="Arial" w:eastAsia="Arial" w:cs="Arial"/>
+                <w:i w:val="false"/>
+                <w:b w:val="false"/>
+                <w:u w:val="none"/>
+                <w:sz w:val="16"/>
+                <w:szCs w:val="16"/>
+                <w:color w:val="000000"/>
+              </w:rPr>
             </w:pPr>
             <w:r>
               <w:rPr>
@@ -1193,6 +1409,15 @@
               </w:pBdr>
               <w:spacing w:after="0" w:before="0" w:line="240"/>
               <w:ind w:left="100" w:right="100" w:firstLine="0" w:firstLineChars="0"/>
+              <w:rPr>
+                <w:rFonts w:ascii="Arial" w:hAnsi="Arial" w:eastAsia="Arial" w:cs="Arial"/>
+                <w:i w:val="false"/>
+                <w:b w:val="false"/>
+                <w:u w:val="none"/>
+                <w:sz w:val="16"/>
+                <w:szCs w:val="16"/>
+                <w:color w:val="000000"/>
+              </w:rPr>
             </w:pPr>
             <w:r>
               <w:rPr>
@@ -1237,6 +1462,15 @@
               </w:pBdr>
               <w:spacing w:after="0" w:before="0" w:line="240"/>
               <w:ind w:left="100" w:right="100" w:firstLine="0" w:firstLineChars="0"/>
+              <w:rPr>
+                <w:rFonts w:ascii="Arial" w:hAnsi="Arial" w:eastAsia="Arial" w:cs="Arial"/>
+                <w:i w:val="false"/>
+                <w:b w:val="false"/>
+                <w:u w:val="none"/>
+                <w:sz w:val="16"/>
+                <w:szCs w:val="16"/>
+                <w:color w:val="000000"/>
+              </w:rPr>
             </w:pPr>
             <w:r>
               <w:rPr>
@@ -1287,6 +1521,15 @@
               </w:pBdr>
               <w:spacing w:after="0" w:before="0" w:line="240"/>
               <w:ind w:left="300" w:right="100" w:firstLine="0" w:firstLineChars="0"/>
+              <w:rPr>
+                <w:rFonts w:ascii="Arial" w:hAnsi="Arial" w:eastAsia="Arial" w:cs="Arial"/>
+                <w:i w:val="false"/>
+                <w:b w:val="false"/>
+                <w:u w:val="none"/>
+                <w:sz w:val="16"/>
+                <w:szCs w:val="16"/>
+                <w:color w:val="000000"/>
+              </w:rPr>
             </w:pPr>
             <w:r>
               <w:rPr>
@@ -1331,6 +1574,15 @@
               </w:pBdr>
               <w:spacing w:after="0" w:before="0" w:line="240"/>
               <w:ind w:left="100" w:right="100" w:firstLine="0" w:firstLineChars="0"/>
+              <w:rPr>
+                <w:rFonts w:ascii="Arial" w:hAnsi="Arial" w:eastAsia="Arial" w:cs="Arial"/>
+                <w:i w:val="false"/>
+                <w:b w:val="false"/>
+                <w:u w:val="none"/>
+                <w:sz w:val="16"/>
+                <w:szCs w:val="16"/>
+                <w:color w:val="000000"/>
+              </w:rPr>
             </w:pPr>
             <w:r>
               <w:rPr>
@@ -1381,6 +1633,15 @@
               </w:pBdr>
               <w:spacing w:after="0" w:before="0" w:line="240"/>
               <w:ind w:left="300" w:right="100" w:firstLine="0" w:firstLineChars="0"/>
+              <w:rPr>
+                <w:rFonts w:ascii="Arial" w:hAnsi="Arial" w:eastAsia="Arial" w:cs="Arial"/>
+                <w:i w:val="false"/>
+                <w:b w:val="false"/>
+                <w:u w:val="none"/>
+                <w:sz w:val="16"/>
+                <w:szCs w:val="16"/>
+                <w:color w:val="000000"/>
+              </w:rPr>
             </w:pPr>
             <w:r>
               <w:rPr>
@@ -1425,6 +1686,15 @@
               </w:pBdr>
               <w:spacing w:after="0" w:before="0" w:line="240"/>
               <w:ind w:left="100" w:right="100" w:firstLine="0" w:firstLineChars="0"/>
+              <w:rPr>
+                <w:rFonts w:ascii="Arial" w:hAnsi="Arial" w:eastAsia="Arial" w:cs="Arial"/>
+                <w:i w:val="false"/>
+                <w:b w:val="false"/>
+                <w:u w:val="none"/>
+                <w:sz w:val="16"/>
+                <w:szCs w:val="16"/>
+                <w:color w:val="000000"/>
+              </w:rPr>
             </w:pPr>
             <w:r>
               <w:rPr>
@@ -1475,6 +1745,15 @@
               </w:pBdr>
               <w:spacing w:after="0" w:before="0" w:line="240"/>
               <w:ind w:left="300" w:right="100" w:firstLine="0" w:firstLineChars="0"/>
+              <w:rPr>
+                <w:rFonts w:ascii="Arial" w:hAnsi="Arial" w:eastAsia="Arial" w:cs="Arial"/>
+                <w:i w:val="false"/>
+                <w:b w:val="false"/>
+                <w:u w:val="none"/>
+                <w:sz w:val="16"/>
+                <w:szCs w:val="16"/>
+                <w:color w:val="000000"/>
+              </w:rPr>
             </w:pPr>
             <w:r>
               <w:rPr>
@@ -1519,6 +1798,15 @@
               </w:pBdr>
               <w:spacing w:after="0" w:before="0" w:line="240"/>
               <w:ind w:left="100" w:right="100" w:firstLine="0" w:firstLineChars="0"/>
+              <w:rPr>
+                <w:rFonts w:ascii="Arial" w:hAnsi="Arial" w:eastAsia="Arial" w:cs="Arial"/>
+                <w:i w:val="false"/>
+                <w:b w:val="false"/>
+                <w:u w:val="none"/>
+                <w:sz w:val="16"/>
+                <w:szCs w:val="16"/>
+                <w:color w:val="000000"/>
+              </w:rPr>
             </w:pPr>
             <w:r>
               <w:rPr>
@@ -1569,6 +1857,15 @@
               </w:pBdr>
               <w:spacing w:after="0" w:before="0" w:line="240"/>
               <w:ind w:left="300" w:right="100" w:firstLine="0" w:firstLineChars="0"/>
+              <w:rPr>
+                <w:rFonts w:ascii="Arial" w:hAnsi="Arial" w:eastAsia="Arial" w:cs="Arial"/>
+                <w:i w:val="false"/>
+                <w:b w:val="false"/>
+                <w:u w:val="none"/>
+                <w:sz w:val="16"/>
+                <w:szCs w:val="16"/>
+                <w:color w:val="000000"/>
+              </w:rPr>
             </w:pPr>
             <w:r>
               <w:rPr>
@@ -1613,6 +1910,15 @@
               </w:pBdr>
               <w:spacing w:after="0" w:before="0" w:line="240"/>
               <w:ind w:left="100" w:right="100" w:firstLine="0" w:firstLineChars="0"/>
+              <w:rPr>
+                <w:rFonts w:ascii="Arial" w:hAnsi="Arial" w:eastAsia="Arial" w:cs="Arial"/>
+                <w:i w:val="false"/>
+                <w:b w:val="false"/>
+                <w:u w:val="none"/>
+                <w:sz w:val="16"/>
+                <w:szCs w:val="16"/>
+                <w:color w:val="000000"/>
+              </w:rPr>
             </w:pPr>
             <w:r>
               <w:rPr>
@@ -1663,6 +1969,15 @@
               </w:pBdr>
               <w:spacing w:after="0" w:before="0" w:line="240"/>
               <w:ind w:left="100" w:right="100" w:firstLine="0" w:firstLineChars="0"/>
+              <w:rPr>
+                <w:rFonts w:ascii="Arial" w:hAnsi="Arial" w:eastAsia="Arial" w:cs="Arial"/>
+                <w:i w:val="false"/>
+                <w:b w:val="false"/>
+                <w:u w:val="none"/>
+                <w:sz w:val="16"/>
+                <w:szCs w:val="16"/>
+                <w:color w:val="000000"/>
+              </w:rPr>
             </w:pPr>
             <w:r>
               <w:rPr>
@@ -1707,6 +2022,15 @@
               </w:pBdr>
               <w:spacing w:after="0" w:before="0" w:line="240"/>
               <w:ind w:left="100" w:right="100" w:firstLine="0" w:firstLineChars="0"/>
+              <w:rPr>
+                <w:rFonts w:ascii="Arial" w:hAnsi="Arial" w:eastAsia="Arial" w:cs="Arial"/>
+                <w:i w:val="false"/>
+                <w:b w:val="false"/>
+                <w:u w:val="none"/>
+                <w:sz w:val="16"/>
+                <w:szCs w:val="16"/>
+                <w:color w:val="000000"/>
+              </w:rPr>
             </w:pPr>
             <w:r>
               <w:rPr>
@@ -1757,6 +2081,15 @@
               </w:pBdr>
               <w:spacing w:after="0" w:before="0" w:line="240"/>
               <w:ind w:left="300" w:right="100" w:firstLine="0" w:firstLineChars="0"/>
+              <w:rPr>
+                <w:rFonts w:ascii="Arial" w:hAnsi="Arial" w:eastAsia="Arial" w:cs="Arial"/>
+                <w:i w:val="false"/>
+                <w:b w:val="false"/>
+                <w:u w:val="none"/>
+                <w:sz w:val="16"/>
+                <w:szCs w:val="16"/>
+                <w:color w:val="000000"/>
+              </w:rPr>
             </w:pPr>
             <w:r>
               <w:rPr>
@@ -1801,6 +2134,15 @@
               </w:pBdr>
               <w:spacing w:after="0" w:before="0" w:line="240"/>
               <w:ind w:left="100" w:right="100" w:firstLine="0" w:firstLineChars="0"/>
+              <w:rPr>
+                <w:rFonts w:ascii="Arial" w:hAnsi="Arial" w:eastAsia="Arial" w:cs="Arial"/>
+                <w:i w:val="false"/>
+                <w:b w:val="false"/>
+                <w:u w:val="none"/>
+                <w:sz w:val="16"/>
+                <w:szCs w:val="16"/>
+                <w:color w:val="000000"/>
+              </w:rPr>
             </w:pPr>
             <w:r>
               <w:rPr>
@@ -1851,6 +2193,15 @@
               </w:pBdr>
               <w:spacing w:after="0" w:before="0" w:line="240"/>
               <w:ind w:left="300" w:right="100" w:firstLine="0" w:firstLineChars="0"/>
+              <w:rPr>
+                <w:rFonts w:ascii="Arial" w:hAnsi="Arial" w:eastAsia="Arial" w:cs="Arial"/>
+                <w:i w:val="false"/>
+                <w:b w:val="false"/>
+                <w:u w:val="none"/>
+                <w:sz w:val="16"/>
+                <w:szCs w:val="16"/>
+                <w:color w:val="000000"/>
+              </w:rPr>
             </w:pPr>
             <w:r>
               <w:rPr>
@@ -1895,6 +2246,15 @@
               </w:pBdr>
               <w:spacing w:after="0" w:before="0" w:line="240"/>
               <w:ind w:left="100" w:right="100" w:firstLine="0" w:firstLineChars="0"/>
+              <w:rPr>
+                <w:rFonts w:ascii="Arial" w:hAnsi="Arial" w:eastAsia="Arial" w:cs="Arial"/>
+                <w:i w:val="false"/>
+                <w:b w:val="false"/>
+                <w:u w:val="none"/>
+                <w:sz w:val="16"/>
+                <w:szCs w:val="16"/>
+                <w:color w:val="000000"/>
+              </w:rPr>
             </w:pPr>
             <w:r>
               <w:rPr>
@@ -1945,6 +2305,15 @@
               </w:pBdr>
               <w:spacing w:after="0" w:before="0" w:line="240"/>
               <w:ind w:left="300" w:right="100" w:firstLine="0" w:firstLineChars="0"/>
+              <w:rPr>
+                <w:rFonts w:ascii="Arial" w:hAnsi="Arial" w:eastAsia="Arial" w:cs="Arial"/>
+                <w:i w:val="false"/>
+                <w:b w:val="false"/>
+                <w:u w:val="none"/>
+                <w:sz w:val="16"/>
+                <w:szCs w:val="16"/>
+                <w:color w:val="000000"/>
+              </w:rPr>
             </w:pPr>
             <w:r>
               <w:rPr>
@@ -1989,6 +2358,15 @@
               </w:pBdr>
               <w:spacing w:after="0" w:before="0" w:line="240"/>
               <w:ind w:left="100" w:right="100" w:firstLine="0" w:firstLineChars="0"/>
+              <w:rPr>
+                <w:rFonts w:ascii="Arial" w:hAnsi="Arial" w:eastAsia="Arial" w:cs="Arial"/>
+                <w:i w:val="false"/>
+                <w:b w:val="false"/>
+                <w:u w:val="none"/>
+                <w:sz w:val="16"/>
+                <w:szCs w:val="16"/>
+                <w:color w:val="000000"/>
+              </w:rPr>
             </w:pPr>
             <w:r>
               <w:rPr>
@@ -2039,6 +2417,15 @@
               </w:pBdr>
               <w:spacing w:after="0" w:before="0" w:line="240"/>
               <w:ind w:left="300" w:right="100" w:firstLine="0" w:firstLineChars="0"/>
+              <w:rPr>
+                <w:rFonts w:ascii="Arial" w:hAnsi="Arial" w:eastAsia="Arial" w:cs="Arial"/>
+                <w:i w:val="false"/>
+                <w:b w:val="false"/>
+                <w:u w:val="none"/>
+                <w:sz w:val="16"/>
+                <w:szCs w:val="16"/>
+                <w:color w:val="000000"/>
+              </w:rPr>
             </w:pPr>
             <w:r>
               <w:rPr>
@@ -2083,6 +2470,15 @@
               </w:pBdr>
               <w:spacing w:after="0" w:before="0" w:line="240"/>
               <w:ind w:left="100" w:right="100" w:firstLine="0" w:firstLineChars="0"/>
+              <w:rPr>
+                <w:rFonts w:ascii="Arial" w:hAnsi="Arial" w:eastAsia="Arial" w:cs="Arial"/>
+                <w:i w:val="false"/>
+                <w:b w:val="false"/>
+                <w:u w:val="none"/>
+                <w:sz w:val="16"/>
+                <w:szCs w:val="16"/>
+                <w:color w:val="000000"/>
+              </w:rPr>
             </w:pPr>
             <w:r>
               <w:rPr>
@@ -2133,6 +2529,15 @@
               </w:pBdr>
               <w:spacing w:after="0" w:before="0" w:line="240"/>
               <w:ind w:left="100" w:right="100" w:firstLine="0" w:firstLineChars="0"/>
+              <w:rPr>
+                <w:rFonts w:ascii="Arial" w:hAnsi="Arial" w:eastAsia="Arial" w:cs="Arial"/>
+                <w:i w:val="false"/>
+                <w:b w:val="false"/>
+                <w:u w:val="none"/>
+                <w:sz w:val="16"/>
+                <w:szCs w:val="16"/>
+                <w:color w:val="000000"/>
+              </w:rPr>
             </w:pPr>
             <w:r>
               <w:rPr>
@@ -2177,6 +2582,15 @@
               </w:pBdr>
               <w:spacing w:after="0" w:before="0" w:line="240"/>
               <w:ind w:left="100" w:right="100" w:firstLine="0" w:firstLineChars="0"/>
+              <w:rPr>
+                <w:rFonts w:ascii="Arial" w:hAnsi="Arial" w:eastAsia="Arial" w:cs="Arial"/>
+                <w:i w:val="false"/>
+                <w:b w:val="false"/>
+                <w:u w:val="none"/>
+                <w:sz w:val="16"/>
+                <w:szCs w:val="16"/>
+                <w:color w:val="000000"/>
+              </w:rPr>
             </w:pPr>
             <w:r>
               <w:rPr>
@@ -2227,6 +2641,15 @@
               </w:pBdr>
               <w:spacing w:after="0" w:before="0" w:line="240"/>
               <w:ind w:left="300" w:right="100" w:firstLine="0" w:firstLineChars="0"/>
+              <w:rPr>
+                <w:rFonts w:ascii="Arial" w:hAnsi="Arial" w:eastAsia="Arial" w:cs="Arial"/>
+                <w:i w:val="false"/>
+                <w:b w:val="false"/>
+                <w:u w:val="none"/>
+                <w:sz w:val="16"/>
+                <w:szCs w:val="16"/>
+                <w:color w:val="000000"/>
+              </w:rPr>
             </w:pPr>
             <w:r>
               <w:rPr>
@@ -2271,6 +2694,15 @@
               </w:pBdr>
               <w:spacing w:after="0" w:before="0" w:line="240"/>
               <w:ind w:left="100" w:right="100" w:firstLine="0" w:firstLineChars="0"/>
+              <w:rPr>
+                <w:rFonts w:ascii="Arial" w:hAnsi="Arial" w:eastAsia="Arial" w:cs="Arial"/>
+                <w:i w:val="false"/>
+                <w:b w:val="false"/>
+                <w:u w:val="none"/>
+                <w:sz w:val="16"/>
+                <w:szCs w:val="16"/>
+                <w:color w:val="000000"/>
+              </w:rPr>
             </w:pPr>
             <w:r>
               <w:rPr>
@@ -2321,6 +2753,15 @@
               </w:pBdr>
               <w:spacing w:after="0" w:before="0" w:line="240"/>
               <w:ind w:left="300" w:right="100" w:firstLine="0" w:firstLineChars="0"/>
+              <w:rPr>
+                <w:rFonts w:ascii="Arial" w:hAnsi="Arial" w:eastAsia="Arial" w:cs="Arial"/>
+                <w:i w:val="false"/>
+                <w:b w:val="false"/>
+                <w:u w:val="none"/>
+                <w:sz w:val="16"/>
+                <w:szCs w:val="16"/>
+                <w:color w:val="000000"/>
+              </w:rPr>
             </w:pPr>
             <w:r>
               <w:rPr>
@@ -2365,6 +2806,15 @@
               </w:pBdr>
               <w:spacing w:after="0" w:before="0" w:line="240"/>
               <w:ind w:left="100" w:right="100" w:firstLine="0" w:firstLineChars="0"/>
+              <w:rPr>
+                <w:rFonts w:ascii="Arial" w:hAnsi="Arial" w:eastAsia="Arial" w:cs="Arial"/>
+                <w:i w:val="false"/>
+                <w:b w:val="false"/>
+                <w:u w:val="none"/>
+                <w:sz w:val="16"/>
+                <w:szCs w:val="16"/>
+                <w:color w:val="000000"/>
+              </w:rPr>
             </w:pPr>
             <w:r>
               <w:rPr>
@@ -2415,6 +2865,15 @@
               </w:pBdr>
               <w:spacing w:after="0" w:before="0" w:line="240"/>
               <w:ind w:left="100" w:right="100" w:firstLine="0" w:firstLineChars="0"/>
+              <w:rPr>
+                <w:rFonts w:ascii="Arial" w:hAnsi="Arial" w:eastAsia="Arial" w:cs="Arial"/>
+                <w:i w:val="false"/>
+                <w:b w:val="false"/>
+                <w:u w:val="none"/>
+                <w:sz w:val="16"/>
+                <w:szCs w:val="16"/>
+                <w:color w:val="000000"/>
+              </w:rPr>
             </w:pPr>
             <w:r>
               <w:rPr>
@@ -2459,6 +2918,15 @@
               </w:pBdr>
               <w:spacing w:after="0" w:before="0" w:line="240"/>
               <w:ind w:left="100" w:right="100" w:firstLine="0" w:firstLineChars="0"/>
+              <w:rPr>
+                <w:rFonts w:ascii="Arial" w:hAnsi="Arial" w:eastAsia="Arial" w:cs="Arial"/>
+                <w:i w:val="false"/>
+                <w:b w:val="false"/>
+                <w:u w:val="none"/>
+                <w:sz w:val="16"/>
+                <w:szCs w:val="16"/>
+                <w:color w:val="000000"/>
+              </w:rPr>
             </w:pPr>
             <w:r>
               <w:rPr>
@@ -2509,6 +2977,15 @@
               </w:pBdr>
               <w:spacing w:after="0" w:before="0" w:line="240"/>
               <w:ind w:left="300" w:right="100" w:firstLine="0" w:firstLineChars="0"/>
+              <w:rPr>
+                <w:rFonts w:ascii="Arial" w:hAnsi="Arial" w:eastAsia="Arial" w:cs="Arial"/>
+                <w:i w:val="false"/>
+                <w:b w:val="false"/>
+                <w:u w:val="none"/>
+                <w:sz w:val="16"/>
+                <w:szCs w:val="16"/>
+                <w:color w:val="000000"/>
+              </w:rPr>
             </w:pPr>
             <w:r>
               <w:rPr>
@@ -2553,6 +3030,15 @@
               </w:pBdr>
               <w:spacing w:after="0" w:before="0" w:line="240"/>
               <w:ind w:left="100" w:right="100" w:firstLine="0" w:firstLineChars="0"/>
+              <w:rPr>
+                <w:rFonts w:ascii="Arial" w:hAnsi="Arial" w:eastAsia="Arial" w:cs="Arial"/>
+                <w:i w:val="false"/>
+                <w:b w:val="false"/>
+                <w:u w:val="none"/>
+                <w:sz w:val="16"/>
+                <w:szCs w:val="16"/>
+                <w:color w:val="000000"/>
+              </w:rPr>
             </w:pPr>
             <w:r>
               <w:rPr>
@@ -2603,6 +3089,15 @@
               </w:pBdr>
               <w:spacing w:after="0" w:before="0" w:line="240"/>
               <w:ind w:left="300" w:right="100" w:firstLine="0" w:firstLineChars="0"/>
+              <w:rPr>
+                <w:rFonts w:ascii="Arial" w:hAnsi="Arial" w:eastAsia="Arial" w:cs="Arial"/>
+                <w:i w:val="false"/>
+                <w:b w:val="false"/>
+                <w:u w:val="none"/>
+                <w:sz w:val="16"/>
+                <w:szCs w:val="16"/>
+                <w:color w:val="000000"/>
+              </w:rPr>
             </w:pPr>
             <w:r>
               <w:rPr>
@@ -2647,6 +3142,15 @@
               </w:pBdr>
               <w:spacing w:after="0" w:before="0" w:line="240"/>
               <w:ind w:left="100" w:right="100" w:firstLine="0" w:firstLineChars="0"/>
+              <w:rPr>
+                <w:rFonts w:ascii="Arial" w:hAnsi="Arial" w:eastAsia="Arial" w:cs="Arial"/>
+                <w:i w:val="false"/>
+                <w:b w:val="false"/>
+                <w:u w:val="none"/>
+                <w:sz w:val="16"/>
+                <w:szCs w:val="16"/>
+                <w:color w:val="000000"/>
+              </w:rPr>
             </w:pPr>
             <w:r>
               <w:rPr>
@@ -2697,18 +3201,27 @@
               </w:pBdr>
               <w:spacing w:after="0" w:before="0" w:line="240"/>
               <w:ind w:left="300" w:right="100" w:firstLine="0" w:firstLineChars="0"/>
-            </w:pPr>
-            <w:r>
-              <w:rPr>
-                <w:rFonts w:ascii="Arial" w:hAnsi="Arial" w:eastAsia="Arial" w:cs="Arial"/>
-                <w:i w:val="false"/>
-                <w:b w:val="false"/>
-                <w:u w:val="none"/>
-                <w:sz w:val="16"/>
-                <w:szCs w:val="16"/>
-                <w:color w:val="000000"/>
-              </w:rPr>
-              <w:t xml:space="preserve">Alto</w:t>
+              <w:rPr>
+                <w:rFonts w:ascii="Arial" w:hAnsi="Arial" w:eastAsia="Arial" w:cs="Arial"/>
+                <w:i w:val="false"/>
+                <w:b w:val="false"/>
+                <w:u w:val="none"/>
+                <w:sz w:val="16"/>
+                <w:szCs w:val="16"/>
+                <w:color w:val="000000"/>
+              </w:rPr>
+            </w:pPr>
+            <w:r>
+              <w:rPr>
+                <w:rFonts w:ascii="Arial" w:hAnsi="Arial" w:eastAsia="Arial" w:cs="Arial"/>
+                <w:i w:val="false"/>
+                <w:b w:val="false"/>
+                <w:u w:val="none"/>
+                <w:sz w:val="16"/>
+                <w:szCs w:val="16"/>
+                <w:color w:val="000000"/>
+              </w:rPr>
+              <w:t xml:space="preserve">Bajo</w:t>
             </w:r>
           </w:p>
         </w:tc>
@@ -2741,18 +3254,27 @@
               </w:pBdr>
               <w:spacing w:after="0" w:before="0" w:line="240"/>
               <w:ind w:left="100" w:right="100" w:firstLine="0" w:firstLineChars="0"/>
-            </w:pPr>
-            <w:r>
-              <w:rPr>
-                <w:rFonts w:ascii="Arial" w:hAnsi="Arial" w:eastAsia="Arial" w:cs="Arial"/>
-                <w:i w:val="false"/>
-                <w:b w:val="false"/>
-                <w:u w:val="none"/>
-                <w:sz w:val="16"/>
-                <w:szCs w:val="16"/>
-                <w:color w:val="000000"/>
-              </w:rPr>
-              <w:t xml:space="preserve">842 (4,6%)</w:t>
+              <w:rPr>
+                <w:rFonts w:ascii="Arial" w:hAnsi="Arial" w:eastAsia="Arial" w:cs="Arial"/>
+                <w:i w:val="false"/>
+                <w:b w:val="false"/>
+                <w:u w:val="none"/>
+                <w:sz w:val="16"/>
+                <w:szCs w:val="16"/>
+                <w:color w:val="000000"/>
+              </w:rPr>
+            </w:pPr>
+            <w:r>
+              <w:rPr>
+                <w:rFonts w:ascii="Arial" w:hAnsi="Arial" w:eastAsia="Arial" w:cs="Arial"/>
+                <w:i w:val="false"/>
+                <w:b w:val="false"/>
+                <w:u w:val="none"/>
+                <w:sz w:val="16"/>
+                <w:szCs w:val="16"/>
+                <w:color w:val="000000"/>
+              </w:rPr>
+              <w:t xml:space="preserve">12.592 (68,4%)</w:t>
             </w:r>
           </w:p>
         </w:tc>
@@ -2791,18 +3313,27 @@
               </w:pBdr>
               <w:spacing w:after="0" w:before="0" w:line="240"/>
               <w:ind w:left="300" w:right="100" w:firstLine="0" w:firstLineChars="0"/>
-            </w:pPr>
-            <w:r>
-              <w:rPr>
-                <w:rFonts w:ascii="Arial" w:hAnsi="Arial" w:eastAsia="Arial" w:cs="Arial"/>
-                <w:i w:val="false"/>
-                <w:b w:val="false"/>
-                <w:u w:val="none"/>
-                <w:sz w:val="16"/>
-                <w:szCs w:val="16"/>
-                <w:color w:val="000000"/>
-              </w:rPr>
-              <w:t xml:space="preserve">Bajo</w:t>
+              <w:rPr>
+                <w:rFonts w:ascii="Arial" w:hAnsi="Arial" w:eastAsia="Arial" w:cs="Arial"/>
+                <w:i w:val="false"/>
+                <w:b w:val="false"/>
+                <w:u w:val="none"/>
+                <w:sz w:val="16"/>
+                <w:szCs w:val="16"/>
+                <w:color w:val="000000"/>
+              </w:rPr>
+            </w:pPr>
+            <w:r>
+              <w:rPr>
+                <w:rFonts w:ascii="Arial" w:hAnsi="Arial" w:eastAsia="Arial" w:cs="Arial"/>
+                <w:i w:val="false"/>
+                <w:b w:val="false"/>
+                <w:u w:val="none"/>
+                <w:sz w:val="16"/>
+                <w:szCs w:val="16"/>
+                <w:color w:val="000000"/>
+              </w:rPr>
+              <w:t xml:space="preserve">Medio</w:t>
             </w:r>
           </w:p>
         </w:tc>
@@ -2835,18 +3366,27 @@
               </w:pBdr>
               <w:spacing w:after="0" w:before="0" w:line="240"/>
               <w:ind w:left="100" w:right="100" w:firstLine="0" w:firstLineChars="0"/>
-            </w:pPr>
-            <w:r>
-              <w:rPr>
-                <w:rFonts w:ascii="Arial" w:hAnsi="Arial" w:eastAsia="Arial" w:cs="Arial"/>
-                <w:i w:val="false"/>
-                <w:b w:val="false"/>
-                <w:u w:val="none"/>
-                <w:sz w:val="16"/>
-                <w:szCs w:val="16"/>
-                <w:color w:val="000000"/>
-              </w:rPr>
-              <w:t xml:space="preserve">12.592 (68,4%)</w:t>
+              <w:rPr>
+                <w:rFonts w:ascii="Arial" w:hAnsi="Arial" w:eastAsia="Arial" w:cs="Arial"/>
+                <w:i w:val="false"/>
+                <w:b w:val="false"/>
+                <w:u w:val="none"/>
+                <w:sz w:val="16"/>
+                <w:szCs w:val="16"/>
+                <w:color w:val="000000"/>
+              </w:rPr>
+            </w:pPr>
+            <w:r>
+              <w:rPr>
+                <w:rFonts w:ascii="Arial" w:hAnsi="Arial" w:eastAsia="Arial" w:cs="Arial"/>
+                <w:i w:val="false"/>
+                <w:b w:val="false"/>
+                <w:u w:val="none"/>
+                <w:sz w:val="16"/>
+                <w:szCs w:val="16"/>
+                <w:color w:val="000000"/>
+              </w:rPr>
+              <w:t xml:space="preserve">3.315 (18,0%)</w:t>
             </w:r>
           </w:p>
         </w:tc>
@@ -2885,18 +3425,27 @@
               </w:pBdr>
               <w:spacing w:after="0" w:before="0" w:line="240"/>
               <w:ind w:left="300" w:right="100" w:firstLine="0" w:firstLineChars="0"/>
-            </w:pPr>
-            <w:r>
-              <w:rPr>
-                <w:rFonts w:ascii="Arial" w:hAnsi="Arial" w:eastAsia="Arial" w:cs="Arial"/>
-                <w:i w:val="false"/>
-                <w:b w:val="false"/>
-                <w:u w:val="none"/>
-                <w:sz w:val="16"/>
-                <w:szCs w:val="16"/>
-                <w:color w:val="000000"/>
-              </w:rPr>
-              <w:t xml:space="preserve">Medio</w:t>
+              <w:rPr>
+                <w:rFonts w:ascii="Arial" w:hAnsi="Arial" w:eastAsia="Arial" w:cs="Arial"/>
+                <w:i w:val="false"/>
+                <w:b w:val="false"/>
+                <w:u w:val="none"/>
+                <w:sz w:val="16"/>
+                <w:szCs w:val="16"/>
+                <w:color w:val="000000"/>
+              </w:rPr>
+            </w:pPr>
+            <w:r>
+              <w:rPr>
+                <w:rFonts w:ascii="Arial" w:hAnsi="Arial" w:eastAsia="Arial" w:cs="Arial"/>
+                <w:i w:val="false"/>
+                <w:b w:val="false"/>
+                <w:u w:val="none"/>
+                <w:sz w:val="16"/>
+                <w:szCs w:val="16"/>
+                <w:color w:val="000000"/>
+              </w:rPr>
+              <w:t xml:space="preserve">Alto</w:t>
             </w:r>
           </w:p>
         </w:tc>
@@ -2929,18 +3478,27 @@
               </w:pBdr>
               <w:spacing w:after="0" w:before="0" w:line="240"/>
               <w:ind w:left="100" w:right="100" w:firstLine="0" w:firstLineChars="0"/>
-            </w:pPr>
-            <w:r>
-              <w:rPr>
-                <w:rFonts w:ascii="Arial" w:hAnsi="Arial" w:eastAsia="Arial" w:cs="Arial"/>
-                <w:i w:val="false"/>
-                <w:b w:val="false"/>
-                <w:u w:val="none"/>
-                <w:sz w:val="16"/>
-                <w:szCs w:val="16"/>
-                <w:color w:val="000000"/>
-              </w:rPr>
-              <w:t xml:space="preserve">3.315 (18,0%)</w:t>
+              <w:rPr>
+                <w:rFonts w:ascii="Arial" w:hAnsi="Arial" w:eastAsia="Arial" w:cs="Arial"/>
+                <w:i w:val="false"/>
+                <w:b w:val="false"/>
+                <w:u w:val="none"/>
+                <w:sz w:val="16"/>
+                <w:szCs w:val="16"/>
+                <w:color w:val="000000"/>
+              </w:rPr>
+            </w:pPr>
+            <w:r>
+              <w:rPr>
+                <w:rFonts w:ascii="Arial" w:hAnsi="Arial" w:eastAsia="Arial" w:cs="Arial"/>
+                <w:i w:val="false"/>
+                <w:b w:val="false"/>
+                <w:u w:val="none"/>
+                <w:sz w:val="16"/>
+                <w:szCs w:val="16"/>
+                <w:color w:val="000000"/>
+              </w:rPr>
+              <w:t xml:space="preserve">842 (4,6%)</w:t>
             </w:r>
           </w:p>
         </w:tc>
@@ -2979,18 +3537,27 @@
               </w:pBdr>
               <w:spacing w:after="0" w:before="0" w:line="240"/>
               <w:ind w:left="100" w:right="100" w:firstLine="0" w:firstLineChars="0"/>
-            </w:pPr>
-            <w:r>
-              <w:rPr>
-                <w:rFonts w:ascii="Arial" w:hAnsi="Arial" w:eastAsia="Arial" w:cs="Arial"/>
-                <w:i w:val="false"/>
-                <w:b w:val="false"/>
-                <w:u w:val="none"/>
-                <w:sz w:val="16"/>
-                <w:szCs w:val="16"/>
-                <w:color w:val="000000"/>
-              </w:rPr>
-              <w:t xml:space="preserve">Tramo que debe pagar impuestos</w:t>
+              <w:rPr>
+                <w:rFonts w:ascii="Arial" w:hAnsi="Arial" w:eastAsia="Arial" w:cs="Arial"/>
+                <w:i w:val="false"/>
+                <w:b w:val="false"/>
+                <w:u w:val="none"/>
+                <w:sz w:val="16"/>
+                <w:szCs w:val="16"/>
+                <w:color w:val="000000"/>
+              </w:rPr>
+            </w:pPr>
+            <w:r>
+              <w:rPr>
+                <w:rFonts w:ascii="Arial" w:hAnsi="Arial" w:eastAsia="Arial" w:cs="Arial"/>
+                <w:i w:val="false"/>
+                <w:b w:val="false"/>
+                <w:u w:val="none"/>
+                <w:sz w:val="16"/>
+                <w:szCs w:val="16"/>
+                <w:color w:val="000000"/>
+              </w:rPr>
+              <w:t xml:space="preserve">Tramo a partir del cual se deben pagar impuestos</w:t>
             </w:r>
           </w:p>
         </w:tc>
@@ -3023,6 +3590,15 @@
               </w:pBdr>
               <w:spacing w:after="0" w:before="0" w:line="240"/>
               <w:ind w:left="100" w:right="100" w:firstLine="0" w:firstLineChars="0"/>
+              <w:rPr>
+                <w:rFonts w:ascii="Arial" w:hAnsi="Arial" w:eastAsia="Arial" w:cs="Arial"/>
+                <w:i w:val="false"/>
+                <w:b w:val="false"/>
+                <w:u w:val="none"/>
+                <w:sz w:val="16"/>
+                <w:szCs w:val="16"/>
+                <w:color w:val="000000"/>
+              </w:rPr>
             </w:pPr>
             <w:r>
               <w:rPr>
@@ -3073,18 +3649,27 @@
               </w:pBdr>
               <w:spacing w:after="0" w:before="0" w:line="240"/>
               <w:ind w:left="300" w:right="100" w:firstLine="0" w:firstLineChars="0"/>
-            </w:pPr>
-            <w:r>
-              <w:rPr>
-                <w:rFonts w:ascii="Arial" w:hAnsi="Arial" w:eastAsia="Arial" w:cs="Arial"/>
-                <w:i w:val="false"/>
-                <w:b w:val="false"/>
-                <w:u w:val="none"/>
-                <w:sz w:val="16"/>
-                <w:szCs w:val="16"/>
-                <w:color w:val="000000"/>
-              </w:rPr>
-              <w:t xml:space="preserve">Alto</w:t>
+              <w:rPr>
+                <w:rFonts w:ascii="Arial" w:hAnsi="Arial" w:eastAsia="Arial" w:cs="Arial"/>
+                <w:i w:val="false"/>
+                <w:b w:val="false"/>
+                <w:u w:val="none"/>
+                <w:sz w:val="16"/>
+                <w:szCs w:val="16"/>
+                <w:color w:val="000000"/>
+              </w:rPr>
+            </w:pPr>
+            <w:r>
+              <w:rPr>
+                <w:rFonts w:ascii="Arial" w:hAnsi="Arial" w:eastAsia="Arial" w:cs="Arial"/>
+                <w:i w:val="false"/>
+                <w:b w:val="false"/>
+                <w:u w:val="none"/>
+                <w:sz w:val="16"/>
+                <w:szCs w:val="16"/>
+                <w:color w:val="000000"/>
+              </w:rPr>
+              <w:t xml:space="preserve">Ninguno</w:t>
             </w:r>
           </w:p>
         </w:tc>
@@ -3117,18 +3702,27 @@
               </w:pBdr>
               <w:spacing w:after="0" w:before="0" w:line="240"/>
               <w:ind w:left="100" w:right="100" w:firstLine="0" w:firstLineChars="0"/>
-            </w:pPr>
-            <w:r>
-              <w:rPr>
-                <w:rFonts w:ascii="Arial" w:hAnsi="Arial" w:eastAsia="Arial" w:cs="Arial"/>
-                <w:i w:val="false"/>
-                <w:b w:val="false"/>
-                <w:u w:val="none"/>
-                <w:sz w:val="16"/>
-                <w:szCs w:val="16"/>
-                <w:color w:val="000000"/>
-              </w:rPr>
-              <w:t xml:space="preserve">4.853 (27,5%)</w:t>
+              <w:rPr>
+                <w:rFonts w:ascii="Arial" w:hAnsi="Arial" w:eastAsia="Arial" w:cs="Arial"/>
+                <w:i w:val="false"/>
+                <w:b w:val="false"/>
+                <w:u w:val="none"/>
+                <w:sz w:val="16"/>
+                <w:szCs w:val="16"/>
+                <w:color w:val="000000"/>
+              </w:rPr>
+            </w:pPr>
+            <w:r>
+              <w:rPr>
+                <w:rFonts w:ascii="Arial" w:hAnsi="Arial" w:eastAsia="Arial" w:cs="Arial"/>
+                <w:i w:val="false"/>
+                <w:b w:val="false"/>
+                <w:u w:val="none"/>
+                <w:sz w:val="16"/>
+                <w:szCs w:val="16"/>
+                <w:color w:val="000000"/>
+              </w:rPr>
+              <w:t xml:space="preserve">1.252 (7,1%)</w:t>
             </w:r>
           </w:p>
         </w:tc>
@@ -3167,18 +3761,27 @@
               </w:pBdr>
               <w:spacing w:after="0" w:before="0" w:line="240"/>
               <w:ind w:left="300" w:right="100" w:firstLine="0" w:firstLineChars="0"/>
-            </w:pPr>
-            <w:r>
-              <w:rPr>
-                <w:rFonts w:ascii="Arial" w:hAnsi="Arial" w:eastAsia="Arial" w:cs="Arial"/>
-                <w:i w:val="false"/>
-                <w:b w:val="false"/>
-                <w:u w:val="none"/>
-                <w:sz w:val="16"/>
-                <w:szCs w:val="16"/>
-                <w:color w:val="000000"/>
-              </w:rPr>
-              <w:t xml:space="preserve">Bajo</w:t>
+              <w:rPr>
+                <w:rFonts w:ascii="Arial" w:hAnsi="Arial" w:eastAsia="Arial" w:cs="Arial"/>
+                <w:i w:val="false"/>
+                <w:b w:val="false"/>
+                <w:u w:val="none"/>
+                <w:sz w:val="16"/>
+                <w:szCs w:val="16"/>
+                <w:color w:val="000000"/>
+              </w:rPr>
+            </w:pPr>
+            <w:r>
+              <w:rPr>
+                <w:rFonts w:ascii="Arial" w:hAnsi="Arial" w:eastAsia="Arial" w:cs="Arial"/>
+                <w:i w:val="false"/>
+                <w:b w:val="false"/>
+                <w:u w:val="none"/>
+                <w:sz w:val="16"/>
+                <w:szCs w:val="16"/>
+                <w:color w:val="000000"/>
+              </w:rPr>
+              <w:t xml:space="preserve">Todos por igual</w:t>
             </w:r>
           </w:p>
         </w:tc>
@@ -3211,18 +3814,27 @@
               </w:pBdr>
               <w:spacing w:after="0" w:before="0" w:line="240"/>
               <w:ind w:left="100" w:right="100" w:firstLine="0" w:firstLineChars="0"/>
-            </w:pPr>
-            <w:r>
-              <w:rPr>
-                <w:rFonts w:ascii="Arial" w:hAnsi="Arial" w:eastAsia="Arial" w:cs="Arial"/>
-                <w:i w:val="false"/>
-                <w:b w:val="false"/>
-                <w:u w:val="none"/>
-                <w:sz w:val="16"/>
-                <w:szCs w:val="16"/>
-                <w:color w:val="000000"/>
-              </w:rPr>
-              <w:t xml:space="preserve">6.004 (34,0%)</w:t>
+              <w:rPr>
+                <w:rFonts w:ascii="Arial" w:hAnsi="Arial" w:eastAsia="Arial" w:cs="Arial"/>
+                <w:i w:val="false"/>
+                <w:b w:val="false"/>
+                <w:u w:val="none"/>
+                <w:sz w:val="16"/>
+                <w:szCs w:val="16"/>
+                <w:color w:val="000000"/>
+              </w:rPr>
+            </w:pPr>
+            <w:r>
+              <w:rPr>
+                <w:rFonts w:ascii="Arial" w:hAnsi="Arial" w:eastAsia="Arial" w:cs="Arial"/>
+                <w:i w:val="false"/>
+                <w:b w:val="false"/>
+                <w:u w:val="none"/>
+                <w:sz w:val="16"/>
+                <w:szCs w:val="16"/>
+                <w:color w:val="000000"/>
+              </w:rPr>
+              <w:t xml:space="preserve">1.496 (8,5%)</w:t>
             </w:r>
           </w:p>
         </w:tc>
@@ -3261,18 +3873,27 @@
               </w:pBdr>
               <w:spacing w:after="0" w:before="0" w:line="240"/>
               <w:ind w:left="300" w:right="100" w:firstLine="0" w:firstLineChars="0"/>
-            </w:pPr>
-            <w:r>
-              <w:rPr>
-                <w:rFonts w:ascii="Arial" w:hAnsi="Arial" w:eastAsia="Arial" w:cs="Arial"/>
-                <w:i w:val="false"/>
-                <w:b w:val="false"/>
-                <w:u w:val="none"/>
-                <w:sz w:val="16"/>
-                <w:szCs w:val="16"/>
-                <w:color w:val="000000"/>
-              </w:rPr>
-              <w:t xml:space="preserve">Medio</w:t>
+              <w:rPr>
+                <w:rFonts w:ascii="Arial" w:hAnsi="Arial" w:eastAsia="Arial" w:cs="Arial"/>
+                <w:i w:val="false"/>
+                <w:b w:val="false"/>
+                <w:u w:val="none"/>
+                <w:sz w:val="16"/>
+                <w:szCs w:val="16"/>
+                <w:color w:val="000000"/>
+              </w:rPr>
+            </w:pPr>
+            <w:r>
+              <w:rPr>
+                <w:rFonts w:ascii="Arial" w:hAnsi="Arial" w:eastAsia="Arial" w:cs="Arial"/>
+                <w:i w:val="false"/>
+                <w:b w:val="false"/>
+                <w:u w:val="none"/>
+                <w:sz w:val="16"/>
+                <w:szCs w:val="16"/>
+                <w:color w:val="000000"/>
+              </w:rPr>
+              <w:t xml:space="preserve">Bajo</w:t>
             </w:r>
           </w:p>
         </w:tc>
@@ -3305,18 +3926,27 @@
               </w:pBdr>
               <w:spacing w:after="0" w:before="0" w:line="240"/>
               <w:ind w:left="100" w:right="100" w:firstLine="0" w:firstLineChars="0"/>
-            </w:pPr>
-            <w:r>
-              <w:rPr>
-                <w:rFonts w:ascii="Arial" w:hAnsi="Arial" w:eastAsia="Arial" w:cs="Arial"/>
-                <w:i w:val="false"/>
-                <w:b w:val="false"/>
-                <w:u w:val="none"/>
-                <w:sz w:val="16"/>
-                <w:szCs w:val="16"/>
-                <w:color w:val="000000"/>
-              </w:rPr>
-              <w:t xml:space="preserve">4.055 (23,0%)</w:t>
+              <w:rPr>
+                <w:rFonts w:ascii="Arial" w:hAnsi="Arial" w:eastAsia="Arial" w:cs="Arial"/>
+                <w:i w:val="false"/>
+                <w:b w:val="false"/>
+                <w:u w:val="none"/>
+                <w:sz w:val="16"/>
+                <w:szCs w:val="16"/>
+                <w:color w:val="000000"/>
+              </w:rPr>
+            </w:pPr>
+            <w:r>
+              <w:rPr>
+                <w:rFonts w:ascii="Arial" w:hAnsi="Arial" w:eastAsia="Arial" w:cs="Arial"/>
+                <w:i w:val="false"/>
+                <w:b w:val="false"/>
+                <w:u w:val="none"/>
+                <w:sz w:val="16"/>
+                <w:szCs w:val="16"/>
+                <w:color w:val="000000"/>
+              </w:rPr>
+              <w:t xml:space="preserve">6.004 (34,0%)</w:t>
             </w:r>
           </w:p>
         </w:tc>
@@ -3355,18 +3985,27 @@
               </w:pBdr>
               <w:spacing w:after="0" w:before="0" w:line="240"/>
               <w:ind w:left="300" w:right="100" w:firstLine="0" w:firstLineChars="0"/>
-            </w:pPr>
-            <w:r>
-              <w:rPr>
-                <w:rFonts w:ascii="Arial" w:hAnsi="Arial" w:eastAsia="Arial" w:cs="Arial"/>
-                <w:i w:val="false"/>
-                <w:b w:val="false"/>
-                <w:u w:val="none"/>
-                <w:sz w:val="16"/>
-                <w:szCs w:val="16"/>
-                <w:color w:val="000000"/>
-              </w:rPr>
-              <w:t xml:space="preserve">Ninguno</w:t>
+              <w:rPr>
+                <w:rFonts w:ascii="Arial" w:hAnsi="Arial" w:eastAsia="Arial" w:cs="Arial"/>
+                <w:i w:val="false"/>
+                <w:b w:val="false"/>
+                <w:u w:val="none"/>
+                <w:sz w:val="16"/>
+                <w:szCs w:val="16"/>
+                <w:color w:val="000000"/>
+              </w:rPr>
+            </w:pPr>
+            <w:r>
+              <w:rPr>
+                <w:rFonts w:ascii="Arial" w:hAnsi="Arial" w:eastAsia="Arial" w:cs="Arial"/>
+                <w:i w:val="false"/>
+                <w:b w:val="false"/>
+                <w:u w:val="none"/>
+                <w:sz w:val="16"/>
+                <w:szCs w:val="16"/>
+                <w:color w:val="000000"/>
+              </w:rPr>
+              <w:t xml:space="preserve">Medio</w:t>
             </w:r>
           </w:p>
         </w:tc>
@@ -3399,18 +4038,27 @@
               </w:pBdr>
               <w:spacing w:after="0" w:before="0" w:line="240"/>
               <w:ind w:left="100" w:right="100" w:firstLine="0" w:firstLineChars="0"/>
-            </w:pPr>
-            <w:r>
-              <w:rPr>
-                <w:rFonts w:ascii="Arial" w:hAnsi="Arial" w:eastAsia="Arial" w:cs="Arial"/>
-                <w:i w:val="false"/>
-                <w:b w:val="false"/>
-                <w:u w:val="none"/>
-                <w:sz w:val="16"/>
-                <w:szCs w:val="16"/>
-                <w:color w:val="000000"/>
-              </w:rPr>
-              <w:t xml:space="preserve">1.252 (7,1%)</w:t>
+              <w:rPr>
+                <w:rFonts w:ascii="Arial" w:hAnsi="Arial" w:eastAsia="Arial" w:cs="Arial"/>
+                <w:i w:val="false"/>
+                <w:b w:val="false"/>
+                <w:u w:val="none"/>
+                <w:sz w:val="16"/>
+                <w:szCs w:val="16"/>
+                <w:color w:val="000000"/>
+              </w:rPr>
+            </w:pPr>
+            <w:r>
+              <w:rPr>
+                <w:rFonts w:ascii="Arial" w:hAnsi="Arial" w:eastAsia="Arial" w:cs="Arial"/>
+                <w:i w:val="false"/>
+                <w:b w:val="false"/>
+                <w:u w:val="none"/>
+                <w:sz w:val="16"/>
+                <w:szCs w:val="16"/>
+                <w:color w:val="000000"/>
+              </w:rPr>
+              <w:t xml:space="preserve">4.055 (23,0%)</w:t>
             </w:r>
           </w:p>
         </w:tc>
@@ -3449,18 +4097,27 @@
               </w:pBdr>
               <w:spacing w:after="0" w:before="0" w:line="240"/>
               <w:ind w:left="300" w:right="100" w:firstLine="0" w:firstLineChars="0"/>
-            </w:pPr>
-            <w:r>
-              <w:rPr>
-                <w:rFonts w:ascii="Arial" w:hAnsi="Arial" w:eastAsia="Arial" w:cs="Arial"/>
-                <w:i w:val="false"/>
-                <w:b w:val="false"/>
-                <w:u w:val="none"/>
-                <w:sz w:val="16"/>
-                <w:szCs w:val="16"/>
-                <w:color w:val="000000"/>
-              </w:rPr>
-              <w:t xml:space="preserve">Todos por igual</w:t>
+              <w:rPr>
+                <w:rFonts w:ascii="Arial" w:hAnsi="Arial" w:eastAsia="Arial" w:cs="Arial"/>
+                <w:i w:val="false"/>
+                <w:b w:val="false"/>
+                <w:u w:val="none"/>
+                <w:sz w:val="16"/>
+                <w:szCs w:val="16"/>
+                <w:color w:val="000000"/>
+              </w:rPr>
+            </w:pPr>
+            <w:r>
+              <w:rPr>
+                <w:rFonts w:ascii="Arial" w:hAnsi="Arial" w:eastAsia="Arial" w:cs="Arial"/>
+                <w:i w:val="false"/>
+                <w:b w:val="false"/>
+                <w:u w:val="none"/>
+                <w:sz w:val="16"/>
+                <w:szCs w:val="16"/>
+                <w:color w:val="000000"/>
+              </w:rPr>
+              <w:t xml:space="preserve">Alto</w:t>
             </w:r>
           </w:p>
         </w:tc>
@@ -3493,18 +4150,27 @@
               </w:pBdr>
               <w:spacing w:after="0" w:before="0" w:line="240"/>
               <w:ind w:left="100" w:right="100" w:firstLine="0" w:firstLineChars="0"/>
-            </w:pPr>
-            <w:r>
-              <w:rPr>
-                <w:rFonts w:ascii="Arial" w:hAnsi="Arial" w:eastAsia="Arial" w:cs="Arial"/>
-                <w:i w:val="false"/>
-                <w:b w:val="false"/>
-                <w:u w:val="none"/>
-                <w:sz w:val="16"/>
-                <w:szCs w:val="16"/>
-                <w:color w:val="000000"/>
-              </w:rPr>
-              <w:t xml:space="preserve">1.496 (8,5%)</w:t>
+              <w:rPr>
+                <w:rFonts w:ascii="Arial" w:hAnsi="Arial" w:eastAsia="Arial" w:cs="Arial"/>
+                <w:i w:val="false"/>
+                <w:b w:val="false"/>
+                <w:u w:val="none"/>
+                <w:sz w:val="16"/>
+                <w:szCs w:val="16"/>
+                <w:color w:val="000000"/>
+              </w:rPr>
+            </w:pPr>
+            <w:r>
+              <w:rPr>
+                <w:rFonts w:ascii="Arial" w:hAnsi="Arial" w:eastAsia="Arial" w:cs="Arial"/>
+                <w:i w:val="false"/>
+                <w:b w:val="false"/>
+                <w:u w:val="none"/>
+                <w:sz w:val="16"/>
+                <w:szCs w:val="16"/>
+                <w:color w:val="000000"/>
+              </w:rPr>
+              <w:t xml:space="preserve">4.853 (27,5%)</w:t>
             </w:r>
           </w:p>
         </w:tc>
@@ -3543,6 +4209,15 @@
               </w:pBdr>
               <w:spacing w:after="0" w:before="0" w:line="240"/>
               <w:ind w:left="100" w:right="100" w:firstLine="0" w:firstLineChars="0"/>
+              <w:rPr>
+                <w:rFonts w:ascii="Arial" w:hAnsi="Arial" w:eastAsia="Arial" w:cs="Arial"/>
+                <w:i w:val="false"/>
+                <w:b w:val="false"/>
+                <w:u w:val="none"/>
+                <w:sz w:val="16"/>
+                <w:szCs w:val="16"/>
+                <w:color w:val="000000"/>
+              </w:rPr>
             </w:pPr>
             <w:r>
               <w:rPr>
@@ -3587,6 +4262,15 @@
               </w:pBdr>
               <w:spacing w:after="0" w:before="0" w:line="240"/>
               <w:ind w:left="100" w:right="100" w:firstLine="0" w:firstLineChars="0"/>
+              <w:rPr>
+                <w:rFonts w:ascii="Arial" w:hAnsi="Arial" w:eastAsia="Arial" w:cs="Arial"/>
+                <w:i w:val="false"/>
+                <w:b w:val="false"/>
+                <w:u w:val="none"/>
+                <w:sz w:val="16"/>
+                <w:szCs w:val="16"/>
+                <w:color w:val="000000"/>
+              </w:rPr>
             </w:pPr>
             <w:r>
               <w:rPr>
@@ -3637,6 +4321,15 @@
               </w:pBdr>
               <w:spacing w:after="0" w:before="0" w:line="240"/>
               <w:ind w:left="100" w:right="100" w:firstLine="0" w:firstLineChars="0"/>
+              <w:rPr>
+                <w:rFonts w:ascii="Arial" w:hAnsi="Arial" w:eastAsia="Arial" w:cs="Arial"/>
+                <w:i w:val="false"/>
+                <w:b w:val="false"/>
+                <w:u w:val="none"/>
+                <w:sz w:val="16"/>
+                <w:szCs w:val="16"/>
+                <w:color w:val="000000"/>
+              </w:rPr>
             </w:pPr>
             <w:r>
               <w:rPr>
@@ -3681,6 +4374,15 @@
               </w:pBdr>
               <w:spacing w:after="0" w:before="0" w:line="240"/>
               <w:ind w:left="100" w:right="100" w:firstLine="0" w:firstLineChars="0"/>
+              <w:rPr>
+                <w:rFonts w:ascii="Arial" w:hAnsi="Arial" w:eastAsia="Arial" w:cs="Arial"/>
+                <w:i w:val="false"/>
+                <w:b w:val="false"/>
+                <w:u w:val="none"/>
+                <w:sz w:val="16"/>
+                <w:szCs w:val="16"/>
+                <w:color w:val="000000"/>
+              </w:rPr>
             </w:pPr>
             <w:r>
               <w:rPr>
@@ -3732,6 +4434,15 @@
               </w:pBdr>
               <w:spacing w:after="0" w:before="0" w:line="240"/>
               <w:ind w:left="100" w:right="100" w:firstLine="0" w:firstLineChars="0"/>
+              <w:rPr>
+                <w:rFonts w:ascii="Arial" w:hAnsi="Arial" w:eastAsia="Arial" w:cs="Arial"/>
+                <w:i w:val="false"/>
+                <w:b w:val="false"/>
+                <w:u w:val="none"/>
+                <w:sz w:val="16"/>
+                <w:szCs w:val="16"/>
+                <w:color w:val="000000"/>
+              </w:rPr>
             </w:pPr>
             <w:r>
               <w:rPr>

--- a/tablas/descriptivos_2020.docx
+++ b/tablas/descriptivos_2020.docx
@@ -125,7 +125,7 @@
                 <w:szCs w:val="16"/>
                 <w:color w:val="000000"/>
               </w:rPr>
-              <w:t xml:space="preserve">N = 20.205</w:t>
+              <w:t xml:space="preserve">N = 40.409</w:t>
             </w:r>
             <w:r>
               <w:rPr>
@@ -250,7 +250,7 @@
                 <w:szCs w:val="16"/>
                 <w:color w:val="000000"/>
               </w:rPr>
-              <w:t xml:space="preserve">41 (16)</w:t>
+              <w:t xml:space="preserve">40 (16)</w:t>
             </w:r>
           </w:p>
         </w:tc>
@@ -474,7 +474,7 @@
                 <w:szCs w:val="16"/>
                 <w:color w:val="000000"/>
               </w:rPr>
-              <w:t xml:space="preserve">9.670 (47,9%)</w:t>
+              <w:t xml:space="preserve">19.509 (48,3%)</w:t>
             </w:r>
           </w:p>
         </w:tc>
@@ -586,7 +586,7 @@
                 <w:szCs w:val="16"/>
                 <w:color w:val="000000"/>
               </w:rPr>
-              <w:t xml:space="preserve">10.535 (52,1%)</w:t>
+              <w:t xml:space="preserve">20.900 (51,7%)</w:t>
             </w:r>
           </w:p>
         </w:tc>
@@ -1594,7 +1594,7 @@
                 <w:szCs w:val="16"/>
                 <w:color w:val="000000"/>
               </w:rPr>
-              <w:t xml:space="preserve">588 (3,1%)</w:t>
+              <w:t xml:space="preserve">1.076 (2,8%)</w:t>
             </w:r>
           </w:p>
         </w:tc>
@@ -1706,7 +1706,7 @@
                 <w:szCs w:val="16"/>
                 <w:color w:val="000000"/>
               </w:rPr>
-              <w:t xml:space="preserve">2.896 (15,0%)</w:t>
+              <w:t xml:space="preserve">6.616 (17,2%)</w:t>
             </w:r>
           </w:p>
         </w:tc>
@@ -1818,7 +1818,7 @@
                 <w:szCs w:val="16"/>
                 <w:color w:val="000000"/>
               </w:rPr>
-              <w:t xml:space="preserve">9.928 (51,5%)</w:t>
+              <w:t xml:space="preserve">20.118 (52,3%)</w:t>
             </w:r>
           </w:p>
         </w:tc>
@@ -1930,7 +1930,7 @@
                 <w:szCs w:val="16"/>
                 <w:color w:val="000000"/>
               </w:rPr>
-              <w:t xml:space="preserve">5.860 (30,4%)</w:t>
+              <w:t xml:space="preserve">10.622 (27,6%)</w:t>
             </w:r>
           </w:p>
         </w:tc>
@@ -2154,7 +2154,7 @@
                 <w:szCs w:val="16"/>
                 <w:color w:val="000000"/>
               </w:rPr>
-              <w:t xml:space="preserve">2.351 (13,1%)</w:t>
+              <w:t xml:space="preserve">5.432 (15,5%)</w:t>
             </w:r>
           </w:p>
         </w:tc>
@@ -2266,7 +2266,7 @@
                 <w:szCs w:val="16"/>
                 <w:color w:val="000000"/>
               </w:rPr>
-              <w:t xml:space="preserve">9.420 (52,5%)</w:t>
+              <w:t xml:space="preserve">18.035 (51,4%)</w:t>
             </w:r>
           </w:p>
         </w:tc>
@@ -2378,7 +2378,7 @@
                 <w:szCs w:val="16"/>
                 <w:color w:val="000000"/>
               </w:rPr>
-              <w:t xml:space="preserve">5.021 (28,0%)</w:t>
+              <w:t xml:space="preserve">9.178 (26,2%)</w:t>
             </w:r>
           </w:p>
         </w:tc>
@@ -2490,7 +2490,7 @@
                 <w:szCs w:val="16"/>
                 <w:color w:val="000000"/>
               </w:rPr>
-              <w:t xml:space="preserve">1.151 (6,4%)</w:t>
+              <w:t xml:space="preserve">2.421 (6,9%)</w:t>
             </w:r>
           </w:p>
         </w:tc>
@@ -4394,7 +4394,7 @@
                 <w:szCs w:val="16"/>
                 <w:color w:val="000000"/>
               </w:rPr>
-              <w:t xml:space="preserve">5.341 (27,3%)</w:t>
+              <w:t xml:space="preserve">9.121 (23,5%)</w:t>
             </w:r>
           </w:p>
         </w:tc>

--- a/tablas/descriptivos_2020.docx
+++ b/tablas/descriptivos_2020.docx
@@ -125,7 +125,7 @@
                 <w:szCs w:val="16"/>
                 <w:color w:val="000000"/>
               </w:rPr>
-              <w:t xml:space="preserve">N = 40.409</w:t>
+              <w:t xml:space="preserve">N = 20.205</w:t>
             </w:r>
             <w:r>
               <w:rPr>
@@ -250,7 +250,7 @@
                 <w:szCs w:val="16"/>
                 <w:color w:val="000000"/>
               </w:rPr>
-              <w:t xml:space="preserve">40 (16)</w:t>
+              <w:t xml:space="preserve">41 (16)</w:t>
             </w:r>
           </w:p>
         </w:tc>
@@ -474,7 +474,7 @@
                 <w:szCs w:val="16"/>
                 <w:color w:val="000000"/>
               </w:rPr>
-              <w:t xml:space="preserve">19.509 (48,3%)</w:t>
+              <w:t xml:space="preserve">9.670 (47,9%)</w:t>
             </w:r>
           </w:p>
         </w:tc>
@@ -586,7 +586,7 @@
                 <w:szCs w:val="16"/>
                 <w:color w:val="000000"/>
               </w:rPr>
-              <w:t xml:space="preserve">20.900 (51,7%)</w:t>
+              <w:t xml:space="preserve">10.535 (52,1%)</w:t>
             </w:r>
           </w:p>
         </w:tc>
@@ -698,7 +698,7 @@
                 <w:szCs w:val="16"/>
                 <w:color w:val="000000"/>
               </w:rPr>
-              <w:t xml:space="preserve">0,00 (1,00)</w:t>
+              <w:t xml:space="preserve">0,51 (0,21)</w:t>
             </w:r>
           </w:p>
         </w:tc>
@@ -869,7 +869,7 @@
                 <w:szCs w:val="16"/>
                 <w:color w:val="000000"/>
               </w:rPr>
-              <w:t xml:space="preserve">Alta</w:t>
+              <w:t xml:space="preserve">Media alta</w:t>
             </w:r>
           </w:p>
         </w:tc>
@@ -922,7 +922,7 @@
                 <w:szCs w:val="16"/>
                 <w:color w:val="000000"/>
               </w:rPr>
-              <w:t xml:space="preserve">365 (1,9%)</w:t>
+              <w:t xml:space="preserve">1.513 (7,9%)</w:t>
             </w:r>
           </w:p>
         </w:tc>
@@ -981,7 +981,7 @@
                 <w:szCs w:val="16"/>
                 <w:color w:val="000000"/>
               </w:rPr>
-              <w:t xml:space="preserve">Media alta</w:t>
+              <w:t xml:space="preserve">Media</w:t>
             </w:r>
           </w:p>
         </w:tc>
@@ -1034,7 +1034,7 @@
                 <w:szCs w:val="16"/>
                 <w:color w:val="000000"/>
               </w:rPr>
-              <w:t xml:space="preserve">1.148 (6,0%)</w:t>
+              <w:t xml:space="preserve">6.496 (33,8%)</w:t>
             </w:r>
           </w:p>
         </w:tc>
@@ -1093,7 +1093,7 @@
                 <w:szCs w:val="16"/>
                 <w:color w:val="000000"/>
               </w:rPr>
-              <w:t xml:space="preserve">Media</w:t>
+              <w:t xml:space="preserve">Media baja</w:t>
             </w:r>
           </w:p>
         </w:tc>
@@ -1146,7 +1146,7 @@
                 <w:szCs w:val="16"/>
                 <w:color w:val="000000"/>
               </w:rPr>
-              <w:t xml:space="preserve">6.496 (33,8%)</w:t>
+              <w:t xml:space="preserve">6.084 (31,7%)</w:t>
             </w:r>
           </w:p>
         </w:tc>
@@ -1205,7 +1205,7 @@
                 <w:szCs w:val="16"/>
                 <w:color w:val="000000"/>
               </w:rPr>
-              <w:t xml:space="preserve">Media baja</w:t>
+              <w:t xml:space="preserve">Baja</w:t>
             </w:r>
           </w:p>
         </w:tc>
@@ -1258,7 +1258,119 @@
                 <w:szCs w:val="16"/>
                 <w:color w:val="000000"/>
               </w:rPr>
-              <w:t xml:space="preserve">6.084 (31,7%)</w:t>
+              <w:t xml:space="preserve">5.103 (26,6%)</w:t>
+            </w:r>
+          </w:p>
+        </w:tc>
+      </w:tr>
+      <w:tr>
+        <w:trPr>
+          <w:trHeight w:val="615" w:hRule="auto"/>
+        </w:trPr>
+        body11
+        <w:tc>
+          <w:tcPr>
+            <w:tcBorders>
+              <w:bottom w:val="none" w:sz="0" w:space="0" w:color="000000"/>
+              <w:top w:val="none" w:sz="0" w:space="0" w:color="000000"/>
+              <w:left w:val="none" w:sz="0" w:space="0" w:color="000000"/>
+              <w:right w:val="none" w:sz="0" w:space="0" w:color="000000"/>
+            </w:tcBorders>
+            <w:shd w:val="clear" w:color="auto" w:fill="FFFFFF"/>
+            <w:tcMar>
+              <w:top w:w="0" w:type="dxa"/>
+              <w:bottom w:w="0" w:type="dxa"/>
+              <w:left w:w="0" w:type="dxa"/>
+              <w:right w:w="0" w:type="dxa"/>
+            </w:tcMar>
+            <w:vAlign w:val="top"/>
+          </w:tcPr>
+          <w:p>
+            <w:pPr>
+              <w:pStyle w:val="Normal"/>
+              <w:jc w:val="left"/>
+              <w:pBdr>
+                <w:bottom w:val="none" w:sz="0" w:space="0" w:color="000000"/>
+                <w:top w:val="none" w:sz="0" w:space="0" w:color="000000"/>
+                <w:left w:val="none" w:sz="0" w:space="0" w:color="000000"/>
+                <w:right w:val="none" w:sz="0" w:space="0" w:color="000000"/>
+              </w:pBdr>
+              <w:spacing w:after="0" w:before="0" w:line="240"/>
+              <w:ind w:left="100" w:right="100" w:firstLine="0" w:firstLineChars="0"/>
+              <w:rPr>
+                <w:rFonts w:ascii="Arial" w:hAnsi="Arial" w:eastAsia="Arial" w:cs="Arial"/>
+                <w:i w:val="false"/>
+                <w:b w:val="false"/>
+                <w:u w:val="none"/>
+                <w:sz w:val="16"/>
+                <w:szCs w:val="16"/>
+                <w:color w:val="000000"/>
+              </w:rPr>
+            </w:pPr>
+            <w:r>
+              <w:rPr>
+                <w:rFonts w:ascii="Arial" w:hAnsi="Arial" w:eastAsia="Arial" w:cs="Arial"/>
+                <w:i w:val="false"/>
+                <w:b w:val="false"/>
+                <w:u w:val="none"/>
+                <w:sz w:val="16"/>
+                <w:szCs w:val="16"/>
+                <w:color w:val="000000"/>
+              </w:rPr>
+              <w:t xml:space="preserve">Percepción distribución de ingresos</w:t>
+            </w:r>
+          </w:p>
+        </w:tc>
+        <w:tc>
+          <w:tcPr>
+            <w:tcBorders>
+              <w:bottom w:val="none" w:sz="0" w:space="0" w:color="000000"/>
+              <w:top w:val="none" w:sz="0" w:space="0" w:color="000000"/>
+              <w:left w:val="none" w:sz="0" w:space="0" w:color="000000"/>
+              <w:right w:val="none" w:sz="0" w:space="0" w:color="000000"/>
+            </w:tcBorders>
+            <w:shd w:val="clear" w:color="auto" w:fill="FFFFFF"/>
+            <w:tcMar>
+              <w:top w:w="0" w:type="dxa"/>
+              <w:bottom w:w="0" w:type="dxa"/>
+              <w:left w:w="0" w:type="dxa"/>
+              <w:right w:w="0" w:type="dxa"/>
+            </w:tcMar>
+            <w:vAlign w:val="top"/>
+          </w:tcPr>
+          <w:p>
+            <w:pPr>
+              <w:pStyle w:val="Normal"/>
+              <w:jc w:val="center"/>
+              <w:pBdr>
+                <w:bottom w:val="none" w:sz="0" w:space="0" w:color="000000"/>
+                <w:top w:val="none" w:sz="0" w:space="0" w:color="000000"/>
+                <w:left w:val="none" w:sz="0" w:space="0" w:color="000000"/>
+                <w:right w:val="none" w:sz="0" w:space="0" w:color="000000"/>
+              </w:pBdr>
+              <w:spacing w:after="0" w:before="0" w:line="240"/>
+              <w:ind w:left="100" w:right="100" w:firstLine="0" w:firstLineChars="0"/>
+              <w:rPr>
+                <w:rFonts w:ascii="Arial" w:hAnsi="Arial" w:eastAsia="Arial" w:cs="Arial"/>
+                <w:i w:val="false"/>
+                <w:b w:val="false"/>
+                <w:u w:val="none"/>
+                <w:sz w:val="16"/>
+                <w:szCs w:val="16"/>
+                <w:color w:val="000000"/>
+              </w:rPr>
+            </w:pPr>
+            <w:r>
+              <w:rPr>
+                <w:rFonts w:ascii="Arial" w:hAnsi="Arial" w:eastAsia="Arial" w:cs="Arial"/>
+                <w:i w:val="false"/>
+                <w:b w:val="false"/>
+                <w:u w:val="none"/>
+                <w:sz w:val="16"/>
+                <w:szCs w:val="16"/>
+                <w:color w:val="000000"/>
+              </w:rPr>
+              <w:t xml:space="preserve"/>
             </w:r>
           </w:p>
         </w:tc>
@@ -1267,7 +1379,7 @@
         <w:trPr>
           <w:trHeight w:val="617" w:hRule="auto"/>
         </w:trPr>
-        body11
+        body12
         <w:tc>
           <w:tcPr>
             <w:tcBorders>
@@ -1317,7 +1429,7 @@
                 <w:szCs w:val="16"/>
                 <w:color w:val="000000"/>
               </w:rPr>
-              <w:t xml:space="preserve">Baja</w:t>
+              <w:t xml:space="preserve">Muy injusta</w:t>
             </w:r>
           </w:p>
         </w:tc>
@@ -1370,119 +1482,7 @@
                 <w:szCs w:val="16"/>
                 <w:color w:val="000000"/>
               </w:rPr>
-              <w:t xml:space="preserve">5.103 (26,6%)</w:t>
-            </w:r>
-          </w:p>
-        </w:tc>
-      </w:tr>
-      <w:tr>
-        <w:trPr>
-          <w:trHeight w:val="615" w:hRule="auto"/>
-        </w:trPr>
-        body12
-        <w:tc>
-          <w:tcPr>
-            <w:tcBorders>
-              <w:bottom w:val="none" w:sz="0" w:space="0" w:color="000000"/>
-              <w:top w:val="none" w:sz="0" w:space="0" w:color="000000"/>
-              <w:left w:val="none" w:sz="0" w:space="0" w:color="000000"/>
-              <w:right w:val="none" w:sz="0" w:space="0" w:color="000000"/>
-            </w:tcBorders>
-            <w:shd w:val="clear" w:color="auto" w:fill="FFFFFF"/>
-            <w:tcMar>
-              <w:top w:w="0" w:type="dxa"/>
-              <w:bottom w:w="0" w:type="dxa"/>
-              <w:left w:w="0" w:type="dxa"/>
-              <w:right w:w="0" w:type="dxa"/>
-            </w:tcMar>
-            <w:vAlign w:val="top"/>
-          </w:tcPr>
-          <w:p>
-            <w:pPr>
-              <w:pStyle w:val="Normal"/>
-              <w:jc w:val="left"/>
-              <w:pBdr>
-                <w:bottom w:val="none" w:sz="0" w:space="0" w:color="000000"/>
-                <w:top w:val="none" w:sz="0" w:space="0" w:color="000000"/>
-                <w:left w:val="none" w:sz="0" w:space="0" w:color="000000"/>
-                <w:right w:val="none" w:sz="0" w:space="0" w:color="000000"/>
-              </w:pBdr>
-              <w:spacing w:after="0" w:before="0" w:line="240"/>
-              <w:ind w:left="100" w:right="100" w:firstLine="0" w:firstLineChars="0"/>
-              <w:rPr>
-                <w:rFonts w:ascii="Arial" w:hAnsi="Arial" w:eastAsia="Arial" w:cs="Arial"/>
-                <w:i w:val="false"/>
-                <w:b w:val="false"/>
-                <w:u w:val="none"/>
-                <w:sz w:val="16"/>
-                <w:szCs w:val="16"/>
-                <w:color w:val="000000"/>
-              </w:rPr>
-            </w:pPr>
-            <w:r>
-              <w:rPr>
-                <w:rFonts w:ascii="Arial" w:hAnsi="Arial" w:eastAsia="Arial" w:cs="Arial"/>
-                <w:i w:val="false"/>
-                <w:b w:val="false"/>
-                <w:u w:val="none"/>
-                <w:sz w:val="16"/>
-                <w:szCs w:val="16"/>
-                <w:color w:val="000000"/>
-              </w:rPr>
-              <w:t xml:space="preserve">Percepción distribución de ingresos</w:t>
-            </w:r>
-          </w:p>
-        </w:tc>
-        <w:tc>
-          <w:tcPr>
-            <w:tcBorders>
-              <w:bottom w:val="none" w:sz="0" w:space="0" w:color="000000"/>
-              <w:top w:val="none" w:sz="0" w:space="0" w:color="000000"/>
-              <w:left w:val="none" w:sz="0" w:space="0" w:color="000000"/>
-              <w:right w:val="none" w:sz="0" w:space="0" w:color="000000"/>
-            </w:tcBorders>
-            <w:shd w:val="clear" w:color="auto" w:fill="FFFFFF"/>
-            <w:tcMar>
-              <w:top w:w="0" w:type="dxa"/>
-              <w:bottom w:w="0" w:type="dxa"/>
-              <w:left w:w="0" w:type="dxa"/>
-              <w:right w:w="0" w:type="dxa"/>
-            </w:tcMar>
-            <w:vAlign w:val="top"/>
-          </w:tcPr>
-          <w:p>
-            <w:pPr>
-              <w:pStyle w:val="Normal"/>
-              <w:jc w:val="center"/>
-              <w:pBdr>
-                <w:bottom w:val="none" w:sz="0" w:space="0" w:color="000000"/>
-                <w:top w:val="none" w:sz="0" w:space="0" w:color="000000"/>
-                <w:left w:val="none" w:sz="0" w:space="0" w:color="000000"/>
-                <w:right w:val="none" w:sz="0" w:space="0" w:color="000000"/>
-              </w:pBdr>
-              <w:spacing w:after="0" w:before="0" w:line="240"/>
-              <w:ind w:left="100" w:right="100" w:firstLine="0" w:firstLineChars="0"/>
-              <w:rPr>
-                <w:rFonts w:ascii="Arial" w:hAnsi="Arial" w:eastAsia="Arial" w:cs="Arial"/>
-                <w:i w:val="false"/>
-                <w:b w:val="false"/>
-                <w:u w:val="none"/>
-                <w:sz w:val="16"/>
-                <w:szCs w:val="16"/>
-                <w:color w:val="000000"/>
-              </w:rPr>
-            </w:pPr>
-            <w:r>
-              <w:rPr>
-                <w:rFonts w:ascii="Arial" w:hAnsi="Arial" w:eastAsia="Arial" w:cs="Arial"/>
-                <w:i w:val="false"/>
-                <w:b w:val="false"/>
-                <w:u w:val="none"/>
-                <w:sz w:val="16"/>
-                <w:szCs w:val="16"/>
-                <w:color w:val="000000"/>
-              </w:rPr>
-              <w:t xml:space="preserve"/>
+              <w:t xml:space="preserve">5.860 (30,4%)</w:t>
             </w:r>
           </w:p>
         </w:tc>
@@ -1541,7 +1541,7 @@
                 <w:szCs w:val="16"/>
                 <w:color w:val="000000"/>
               </w:rPr>
-              <w:t xml:space="preserve">Muy justa</w:t>
+              <w:t xml:space="preserve">Muy justa-justa-injusta</w:t>
             </w:r>
           </w:p>
         </w:tc>
@@ -1594,14 +1594,14 @@
                 <w:szCs w:val="16"/>
                 <w:color w:val="000000"/>
               </w:rPr>
-              <w:t xml:space="preserve">1.076 (2,8%)</w:t>
+              <w:t xml:space="preserve">13.411 (69,6%)</w:t>
             </w:r>
           </w:p>
         </w:tc>
       </w:tr>
       <w:tr>
         <w:trPr>
-          <w:trHeight w:val="617" w:hRule="auto"/>
+          <w:trHeight w:val="572" w:hRule="auto"/>
         </w:trPr>
         body14
         <w:tc>
@@ -1632,28 +1632,28 @@
                 <w:right w:val="none" w:sz="0" w:space="0" w:color="000000"/>
               </w:pBdr>
               <w:spacing w:after="0" w:before="0" w:line="240"/>
-              <w:ind w:left="300" w:right="100" w:firstLine="0" w:firstLineChars="0"/>
-              <w:rPr>
-                <w:rFonts w:ascii="Arial" w:hAnsi="Arial" w:eastAsia="Arial" w:cs="Arial"/>
-                <w:i w:val="false"/>
-                <w:b w:val="false"/>
-                <w:u w:val="none"/>
-                <w:sz w:val="16"/>
-                <w:szCs w:val="16"/>
-                <w:color w:val="000000"/>
-              </w:rPr>
-            </w:pPr>
-            <w:r>
-              <w:rPr>
-                <w:rFonts w:ascii="Arial" w:hAnsi="Arial" w:eastAsia="Arial" w:cs="Arial"/>
-                <w:i w:val="false"/>
-                <w:b w:val="false"/>
-                <w:u w:val="none"/>
-                <w:sz w:val="16"/>
-                <w:szCs w:val="16"/>
-                <w:color w:val="000000"/>
-              </w:rPr>
-              <w:t xml:space="preserve">Justa</w:t>
+              <w:ind w:left="100" w:right="100" w:firstLine="0" w:firstLineChars="0"/>
+              <w:rPr>
+                <w:rFonts w:ascii="Arial" w:hAnsi="Arial" w:eastAsia="Arial" w:cs="Arial"/>
+                <w:i w:val="false"/>
+                <w:b w:val="false"/>
+                <w:u w:val="none"/>
+                <w:sz w:val="16"/>
+                <w:szCs w:val="16"/>
+                <w:color w:val="000000"/>
+              </w:rPr>
+            </w:pPr>
+            <w:r>
+              <w:rPr>
+                <w:rFonts w:ascii="Arial" w:hAnsi="Arial" w:eastAsia="Arial" w:cs="Arial"/>
+                <w:i w:val="false"/>
+                <w:b w:val="false"/>
+                <w:u w:val="none"/>
+                <w:sz w:val="16"/>
+                <w:szCs w:val="16"/>
+                <w:color w:val="000000"/>
+              </w:rPr>
+              <w:t xml:space="preserve">Valoración economía de mercado</w:t>
             </w:r>
           </w:p>
         </w:tc>
@@ -1706,7 +1706,7 @@
                 <w:szCs w:val="16"/>
                 <w:color w:val="000000"/>
               </w:rPr>
-              <w:t xml:space="preserve">6.616 (17,2%)</w:t>
+              <w:t xml:space="preserve"/>
             </w:r>
           </w:p>
         </w:tc>
@@ -1765,7 +1765,7 @@
                 <w:szCs w:val="16"/>
                 <w:color w:val="000000"/>
               </w:rPr>
-              <w:t xml:space="preserve">Injusta</w:t>
+              <w:t xml:space="preserve">De acuerdo</w:t>
             </w:r>
           </w:p>
         </w:tc>
@@ -1818,7 +1818,7 @@
                 <w:szCs w:val="16"/>
                 <w:color w:val="000000"/>
               </w:rPr>
-              <w:t xml:space="preserve">20.118 (52,3%)</w:t>
+              <w:t xml:space="preserve">11.771 (65,6%)</w:t>
             </w:r>
           </w:p>
         </w:tc>
@@ -1877,7 +1877,7 @@
                 <w:szCs w:val="16"/>
                 <w:color w:val="000000"/>
               </w:rPr>
-              <w:t xml:space="preserve">Muy injusta</w:t>
+              <w:t xml:space="preserve">En desacuerdo</w:t>
             </w:r>
           </w:p>
         </w:tc>
@@ -1930,14 +1930,14 @@
                 <w:szCs w:val="16"/>
                 <w:color w:val="000000"/>
               </w:rPr>
-              <w:t xml:space="preserve">10.622 (27,6%)</w:t>
+              <w:t xml:space="preserve">6.172 (34,4%)</w:t>
             </w:r>
           </w:p>
         </w:tc>
       </w:tr>
       <w:tr>
         <w:trPr>
-          <w:trHeight w:val="572" w:hRule="auto"/>
+          <w:trHeight w:val="614" w:hRule="auto"/>
         </w:trPr>
         body17
         <w:tc>
@@ -1989,7 +1989,7 @@
                 <w:szCs w:val="16"/>
                 <w:color w:val="000000"/>
               </w:rPr>
-              <w:t xml:space="preserve">Valoración economía de mercado</w:t>
+              <w:t xml:space="preserve">Aprueba ayuda en dinero a pobres</w:t>
             </w:r>
           </w:p>
         </w:tc>
@@ -2101,7 +2101,7 @@
                 <w:szCs w:val="16"/>
                 <w:color w:val="000000"/>
               </w:rPr>
-              <w:t xml:space="preserve">Muy de acuerdo</w:t>
+              <w:t xml:space="preserve">No</w:t>
             </w:r>
           </w:p>
         </w:tc>
@@ -2154,7 +2154,7 @@
                 <w:szCs w:val="16"/>
                 <w:color w:val="000000"/>
               </w:rPr>
-              <w:t xml:space="preserve">5.432 (15,5%)</w:t>
+              <w:t xml:space="preserve">15.800 (79,4%)</w:t>
             </w:r>
           </w:p>
         </w:tc>
@@ -2213,7 +2213,7 @@
                 <w:szCs w:val="16"/>
                 <w:color w:val="000000"/>
               </w:rPr>
-              <w:t xml:space="preserve">De acuerdo</w:t>
+              <w:t xml:space="preserve">Si</w:t>
             </w:r>
           </w:p>
         </w:tc>
@@ -2266,14 +2266,14 @@
                 <w:szCs w:val="16"/>
                 <w:color w:val="000000"/>
               </w:rPr>
-              <w:t xml:space="preserve">18.035 (51,4%)</w:t>
+              <w:t xml:space="preserve">4.097 (20,6%)</w:t>
             </w:r>
           </w:p>
         </w:tc>
       </w:tr>
       <w:tr>
         <w:trPr>
-          <w:trHeight w:val="617" w:hRule="auto"/>
+          <w:trHeight w:val="614" w:hRule="auto"/>
         </w:trPr>
         body20
         <w:tc>
@@ -2304,28 +2304,28 @@
                 <w:right w:val="none" w:sz="0" w:space="0" w:color="000000"/>
               </w:pBdr>
               <w:spacing w:after="0" w:before="0" w:line="240"/>
-              <w:ind w:left="300" w:right="100" w:firstLine="0" w:firstLineChars="0"/>
-              <w:rPr>
-                <w:rFonts w:ascii="Arial" w:hAnsi="Arial" w:eastAsia="Arial" w:cs="Arial"/>
-                <w:i w:val="false"/>
-                <w:b w:val="false"/>
-                <w:u w:val="none"/>
-                <w:sz w:val="16"/>
-                <w:szCs w:val="16"/>
-                <w:color w:val="000000"/>
-              </w:rPr>
-            </w:pPr>
-            <w:r>
-              <w:rPr>
-                <w:rFonts w:ascii="Arial" w:hAnsi="Arial" w:eastAsia="Arial" w:cs="Arial"/>
-                <w:i w:val="false"/>
-                <w:b w:val="false"/>
-                <w:u w:val="none"/>
-                <w:sz w:val="16"/>
-                <w:szCs w:val="16"/>
-                <w:color w:val="000000"/>
-              </w:rPr>
-              <w:t xml:space="preserve">En desacuerdo</w:t>
+              <w:ind w:left="100" w:right="100" w:firstLine="0" w:firstLineChars="0"/>
+              <w:rPr>
+                <w:rFonts w:ascii="Arial" w:hAnsi="Arial" w:eastAsia="Arial" w:cs="Arial"/>
+                <w:i w:val="false"/>
+                <w:b w:val="false"/>
+                <w:u w:val="none"/>
+                <w:sz w:val="16"/>
+                <w:szCs w:val="16"/>
+                <w:color w:val="000000"/>
+              </w:rPr>
+            </w:pPr>
+            <w:r>
+              <w:rPr>
+                <w:rFonts w:ascii="Arial" w:hAnsi="Arial" w:eastAsia="Arial" w:cs="Arial"/>
+                <w:i w:val="false"/>
+                <w:b w:val="false"/>
+                <w:u w:val="none"/>
+                <w:sz w:val="16"/>
+                <w:szCs w:val="16"/>
+                <w:color w:val="000000"/>
+              </w:rPr>
+              <w:t xml:space="preserve">Tramo a recibir ayuda del gob.</w:t>
             </w:r>
           </w:p>
         </w:tc>
@@ -2378,7 +2378,7 @@
                 <w:szCs w:val="16"/>
                 <w:color w:val="000000"/>
               </w:rPr>
-              <w:t xml:space="preserve">9.178 (26,2%)</w:t>
+              <w:t xml:space="preserve"/>
             </w:r>
           </w:p>
         </w:tc>
@@ -2437,7 +2437,7 @@
                 <w:szCs w:val="16"/>
                 <w:color w:val="000000"/>
               </w:rPr>
-              <w:t xml:space="preserve">Muy en desacuerdo</w:t>
+              <w:t xml:space="preserve">A ninguno</w:t>
             </w:r>
           </w:p>
         </w:tc>
@@ -2490,14 +2490,14 @@
                 <w:szCs w:val="16"/>
                 <w:color w:val="000000"/>
               </w:rPr>
-              <w:t xml:space="preserve">2.421 (6,9%)</w:t>
+              <w:t xml:space="preserve">735 (4,0%)</w:t>
             </w:r>
           </w:p>
         </w:tc>
       </w:tr>
       <w:tr>
         <w:trPr>
-          <w:trHeight w:val="614" w:hRule="auto"/>
+          <w:trHeight w:val="617" w:hRule="auto"/>
         </w:trPr>
         body22
         <w:tc>
@@ -2528,6 +2528,59 @@
                 <w:right w:val="none" w:sz="0" w:space="0" w:color="000000"/>
               </w:pBdr>
               <w:spacing w:after="0" w:before="0" w:line="240"/>
+              <w:ind w:left="300" w:right="100" w:firstLine="0" w:firstLineChars="0"/>
+              <w:rPr>
+                <w:rFonts w:ascii="Arial" w:hAnsi="Arial" w:eastAsia="Arial" w:cs="Arial"/>
+                <w:i w:val="false"/>
+                <w:b w:val="false"/>
+                <w:u w:val="none"/>
+                <w:sz w:val="16"/>
+                <w:szCs w:val="16"/>
+                <w:color w:val="000000"/>
+              </w:rPr>
+            </w:pPr>
+            <w:r>
+              <w:rPr>
+                <w:rFonts w:ascii="Arial" w:hAnsi="Arial" w:eastAsia="Arial" w:cs="Arial"/>
+                <w:i w:val="false"/>
+                <w:b w:val="false"/>
+                <w:u w:val="none"/>
+                <w:sz w:val="16"/>
+                <w:szCs w:val="16"/>
+                <w:color w:val="000000"/>
+              </w:rPr>
+              <w:t xml:space="preserve">A todos por igual</w:t>
+            </w:r>
+          </w:p>
+        </w:tc>
+        <w:tc>
+          <w:tcPr>
+            <w:tcBorders>
+              <w:bottom w:val="none" w:sz="0" w:space="0" w:color="000000"/>
+              <w:top w:val="none" w:sz="0" w:space="0" w:color="000000"/>
+              <w:left w:val="none" w:sz="0" w:space="0" w:color="000000"/>
+              <w:right w:val="none" w:sz="0" w:space="0" w:color="000000"/>
+            </w:tcBorders>
+            <w:shd w:val="clear" w:color="auto" w:fill="FFFFFF"/>
+            <w:tcMar>
+              <w:top w:w="0" w:type="dxa"/>
+              <w:bottom w:w="0" w:type="dxa"/>
+              <w:left w:w="0" w:type="dxa"/>
+              <w:right w:w="0" w:type="dxa"/>
+            </w:tcMar>
+            <w:vAlign w:val="top"/>
+          </w:tcPr>
+          <w:p>
+            <w:pPr>
+              <w:pStyle w:val="Normal"/>
+              <w:jc w:val="center"/>
+              <w:pBdr>
+                <w:bottom w:val="none" w:sz="0" w:space="0" w:color="000000"/>
+                <w:top w:val="none" w:sz="0" w:space="0" w:color="000000"/>
+                <w:left w:val="none" w:sz="0" w:space="0" w:color="000000"/>
+                <w:right w:val="none" w:sz="0" w:space="0" w:color="000000"/>
+              </w:pBdr>
+              <w:spacing w:after="0" w:before="0" w:line="240"/>
               <w:ind w:left="100" w:right="100" w:firstLine="0" w:firstLineChars="0"/>
               <w:rPr>
                 <w:rFonts w:ascii="Arial" w:hAnsi="Arial" w:eastAsia="Arial" w:cs="Arial"/>
@@ -2549,60 +2602,7 @@
                 <w:szCs w:val="16"/>
                 <w:color w:val="000000"/>
               </w:rPr>
-              <w:t xml:space="preserve">Apoyo a ayuda en dinero a pobres</w:t>
-            </w:r>
-          </w:p>
-        </w:tc>
-        <w:tc>
-          <w:tcPr>
-            <w:tcBorders>
-              <w:bottom w:val="none" w:sz="0" w:space="0" w:color="000000"/>
-              <w:top w:val="none" w:sz="0" w:space="0" w:color="000000"/>
-              <w:left w:val="none" w:sz="0" w:space="0" w:color="000000"/>
-              <w:right w:val="none" w:sz="0" w:space="0" w:color="000000"/>
-            </w:tcBorders>
-            <w:shd w:val="clear" w:color="auto" w:fill="FFFFFF"/>
-            <w:tcMar>
-              <w:top w:w="0" w:type="dxa"/>
-              <w:bottom w:w="0" w:type="dxa"/>
-              <w:left w:w="0" w:type="dxa"/>
-              <w:right w:w="0" w:type="dxa"/>
-            </w:tcMar>
-            <w:vAlign w:val="top"/>
-          </w:tcPr>
-          <w:p>
-            <w:pPr>
-              <w:pStyle w:val="Normal"/>
-              <w:jc w:val="center"/>
-              <w:pBdr>
-                <w:bottom w:val="none" w:sz="0" w:space="0" w:color="000000"/>
-                <w:top w:val="none" w:sz="0" w:space="0" w:color="000000"/>
-                <w:left w:val="none" w:sz="0" w:space="0" w:color="000000"/>
-                <w:right w:val="none" w:sz="0" w:space="0" w:color="000000"/>
-              </w:pBdr>
-              <w:spacing w:after="0" w:before="0" w:line="240"/>
-              <w:ind w:left="100" w:right="100" w:firstLine="0" w:firstLineChars="0"/>
-              <w:rPr>
-                <w:rFonts w:ascii="Arial" w:hAnsi="Arial" w:eastAsia="Arial" w:cs="Arial"/>
-                <w:i w:val="false"/>
-                <w:b w:val="false"/>
-                <w:u w:val="none"/>
-                <w:sz w:val="16"/>
-                <w:szCs w:val="16"/>
-                <w:color w:val="000000"/>
-              </w:rPr>
-            </w:pPr>
-            <w:r>
-              <w:rPr>
-                <w:rFonts w:ascii="Arial" w:hAnsi="Arial" w:eastAsia="Arial" w:cs="Arial"/>
-                <w:i w:val="false"/>
-                <w:b w:val="false"/>
-                <w:u w:val="none"/>
-                <w:sz w:val="16"/>
-                <w:szCs w:val="16"/>
-                <w:color w:val="000000"/>
-              </w:rPr>
-              <w:t xml:space="preserve"/>
+              <w:t xml:space="preserve">916 (5,0%)</w:t>
             </w:r>
           </w:p>
         </w:tc>
@@ -2661,7 +2661,7 @@
                 <w:szCs w:val="16"/>
                 <w:color w:val="000000"/>
               </w:rPr>
-              <w:t xml:space="preserve">No</w:t>
+              <w:t xml:space="preserve">Bajo</w:t>
             </w:r>
           </w:p>
         </w:tc>
@@ -2714,7 +2714,7 @@
                 <w:szCs w:val="16"/>
                 <w:color w:val="000000"/>
               </w:rPr>
-              <w:t xml:space="preserve">15.800 (79,4%)</w:t>
+              <w:t xml:space="preserve">12.592 (68,4%)</w:t>
             </w:r>
           </w:p>
         </w:tc>
@@ -2773,7 +2773,7 @@
                 <w:szCs w:val="16"/>
                 <w:color w:val="000000"/>
               </w:rPr>
-              <w:t xml:space="preserve">Si</w:t>
+              <w:t xml:space="preserve">Medio</w:t>
             </w:r>
           </w:p>
         </w:tc>
@@ -2826,14 +2826,14 @@
                 <w:szCs w:val="16"/>
                 <w:color w:val="000000"/>
               </w:rPr>
-              <w:t xml:space="preserve">4.097 (20,6%)</w:t>
+              <w:t xml:space="preserve">3.315 (18,0%)</w:t>
             </w:r>
           </w:p>
         </w:tc>
       </w:tr>
       <w:tr>
         <w:trPr>
-          <w:trHeight w:val="614" w:hRule="auto"/>
+          <w:trHeight w:val="617" w:hRule="auto"/>
         </w:trPr>
         body25
         <w:tc>
@@ -2864,6 +2864,59 @@
                 <w:right w:val="none" w:sz="0" w:space="0" w:color="000000"/>
               </w:pBdr>
               <w:spacing w:after="0" w:before="0" w:line="240"/>
+              <w:ind w:left="300" w:right="100" w:firstLine="0" w:firstLineChars="0"/>
+              <w:rPr>
+                <w:rFonts w:ascii="Arial" w:hAnsi="Arial" w:eastAsia="Arial" w:cs="Arial"/>
+                <w:i w:val="false"/>
+                <w:b w:val="false"/>
+                <w:u w:val="none"/>
+                <w:sz w:val="16"/>
+                <w:szCs w:val="16"/>
+                <w:color w:val="000000"/>
+              </w:rPr>
+            </w:pPr>
+            <w:r>
+              <w:rPr>
+                <w:rFonts w:ascii="Arial" w:hAnsi="Arial" w:eastAsia="Arial" w:cs="Arial"/>
+                <w:i w:val="false"/>
+                <w:b w:val="false"/>
+                <w:u w:val="none"/>
+                <w:sz w:val="16"/>
+                <w:szCs w:val="16"/>
+                <w:color w:val="000000"/>
+              </w:rPr>
+              <w:t xml:space="preserve">Alto</w:t>
+            </w:r>
+          </w:p>
+        </w:tc>
+        <w:tc>
+          <w:tcPr>
+            <w:tcBorders>
+              <w:bottom w:val="none" w:sz="0" w:space="0" w:color="000000"/>
+              <w:top w:val="none" w:sz="0" w:space="0" w:color="000000"/>
+              <w:left w:val="none" w:sz="0" w:space="0" w:color="000000"/>
+              <w:right w:val="none" w:sz="0" w:space="0" w:color="000000"/>
+            </w:tcBorders>
+            <w:shd w:val="clear" w:color="auto" w:fill="FFFFFF"/>
+            <w:tcMar>
+              <w:top w:w="0" w:type="dxa"/>
+              <w:bottom w:w="0" w:type="dxa"/>
+              <w:left w:w="0" w:type="dxa"/>
+              <w:right w:w="0" w:type="dxa"/>
+            </w:tcMar>
+            <w:vAlign w:val="top"/>
+          </w:tcPr>
+          <w:p>
+            <w:pPr>
+              <w:pStyle w:val="Normal"/>
+              <w:jc w:val="center"/>
+              <w:pBdr>
+                <w:bottom w:val="none" w:sz="0" w:space="0" w:color="000000"/>
+                <w:top w:val="none" w:sz="0" w:space="0" w:color="000000"/>
+                <w:left w:val="none" w:sz="0" w:space="0" w:color="000000"/>
+                <w:right w:val="none" w:sz="0" w:space="0" w:color="000000"/>
+              </w:pBdr>
+              <w:spacing w:after="0" w:before="0" w:line="240"/>
               <w:ind w:left="100" w:right="100" w:firstLine="0" w:firstLineChars="0"/>
               <w:rPr>
                 <w:rFonts w:ascii="Arial" w:hAnsi="Arial" w:eastAsia="Arial" w:cs="Arial"/>
@@ -2885,60 +2938,7 @@
                 <w:szCs w:val="16"/>
                 <w:color w:val="000000"/>
               </w:rPr>
-              <w:t xml:space="preserve">Tramo a recibir ayuda del gob.</w:t>
-            </w:r>
-          </w:p>
-        </w:tc>
-        <w:tc>
-          <w:tcPr>
-            <w:tcBorders>
-              <w:bottom w:val="none" w:sz="0" w:space="0" w:color="000000"/>
-              <w:top w:val="none" w:sz="0" w:space="0" w:color="000000"/>
-              <w:left w:val="none" w:sz="0" w:space="0" w:color="000000"/>
-              <w:right w:val="none" w:sz="0" w:space="0" w:color="000000"/>
-            </w:tcBorders>
-            <w:shd w:val="clear" w:color="auto" w:fill="FFFFFF"/>
-            <w:tcMar>
-              <w:top w:w="0" w:type="dxa"/>
-              <w:bottom w:w="0" w:type="dxa"/>
-              <w:left w:w="0" w:type="dxa"/>
-              <w:right w:w="0" w:type="dxa"/>
-            </w:tcMar>
-            <w:vAlign w:val="top"/>
-          </w:tcPr>
-          <w:p>
-            <w:pPr>
-              <w:pStyle w:val="Normal"/>
-              <w:jc w:val="center"/>
-              <w:pBdr>
-                <w:bottom w:val="none" w:sz="0" w:space="0" w:color="000000"/>
-                <w:top w:val="none" w:sz="0" w:space="0" w:color="000000"/>
-                <w:left w:val="none" w:sz="0" w:space="0" w:color="000000"/>
-                <w:right w:val="none" w:sz="0" w:space="0" w:color="000000"/>
-              </w:pBdr>
-              <w:spacing w:after="0" w:before="0" w:line="240"/>
-              <w:ind w:left="100" w:right="100" w:firstLine="0" w:firstLineChars="0"/>
-              <w:rPr>
-                <w:rFonts w:ascii="Arial" w:hAnsi="Arial" w:eastAsia="Arial" w:cs="Arial"/>
-                <w:i w:val="false"/>
-                <w:b w:val="false"/>
-                <w:u w:val="none"/>
-                <w:sz w:val="16"/>
-                <w:szCs w:val="16"/>
-                <w:color w:val="000000"/>
-              </w:rPr>
-            </w:pPr>
-            <w:r>
-              <w:rPr>
-                <w:rFonts w:ascii="Arial" w:hAnsi="Arial" w:eastAsia="Arial" w:cs="Arial"/>
-                <w:i w:val="false"/>
-                <w:b w:val="false"/>
-                <w:u w:val="none"/>
-                <w:sz w:val="16"/>
-                <w:szCs w:val="16"/>
-                <w:color w:val="000000"/>
-              </w:rPr>
-              <w:t xml:space="preserve"/>
+              <w:t xml:space="preserve">842 (4,6%)</w:t>
             </w:r>
           </w:p>
         </w:tc>
@@ -2976,28 +2976,28 @@
                 <w:right w:val="none" w:sz="0" w:space="0" w:color="000000"/>
               </w:pBdr>
               <w:spacing w:after="0" w:before="0" w:line="240"/>
-              <w:ind w:left="300" w:right="100" w:firstLine="0" w:firstLineChars="0"/>
-              <w:rPr>
-                <w:rFonts w:ascii="Arial" w:hAnsi="Arial" w:eastAsia="Arial" w:cs="Arial"/>
-                <w:i w:val="false"/>
-                <w:b w:val="false"/>
-                <w:u w:val="none"/>
-                <w:sz w:val="16"/>
-                <w:szCs w:val="16"/>
-                <w:color w:val="000000"/>
-              </w:rPr>
-            </w:pPr>
-            <w:r>
-              <w:rPr>
-                <w:rFonts w:ascii="Arial" w:hAnsi="Arial" w:eastAsia="Arial" w:cs="Arial"/>
-                <w:i w:val="false"/>
-                <w:b w:val="false"/>
-                <w:u w:val="none"/>
-                <w:sz w:val="16"/>
-                <w:szCs w:val="16"/>
-                <w:color w:val="000000"/>
-              </w:rPr>
-              <w:t xml:space="preserve">A ninguno</w:t>
+              <w:ind w:left="100" w:right="100" w:firstLine="0" w:firstLineChars="0"/>
+              <w:rPr>
+                <w:rFonts w:ascii="Arial" w:hAnsi="Arial" w:eastAsia="Arial" w:cs="Arial"/>
+                <w:i w:val="false"/>
+                <w:b w:val="false"/>
+                <w:u w:val="none"/>
+                <w:sz w:val="16"/>
+                <w:szCs w:val="16"/>
+                <w:color w:val="000000"/>
+              </w:rPr>
+            </w:pPr>
+            <w:r>
+              <w:rPr>
+                <w:rFonts w:ascii="Arial" w:hAnsi="Arial" w:eastAsia="Arial" w:cs="Arial"/>
+                <w:i w:val="false"/>
+                <w:b w:val="false"/>
+                <w:u w:val="none"/>
+                <w:sz w:val="16"/>
+                <w:szCs w:val="16"/>
+                <w:color w:val="000000"/>
+              </w:rPr>
+              <w:t xml:space="preserve">Opinión pago de impuestos</w:t>
             </w:r>
           </w:p>
         </w:tc>
@@ -3050,7 +3050,7 @@
                 <w:szCs w:val="16"/>
                 <w:color w:val="000000"/>
               </w:rPr>
-              <w:t xml:space="preserve">735 (4,0%)</w:t>
+              <w:t xml:space="preserve"/>
             </w:r>
           </w:p>
         </w:tc>
@@ -3109,7 +3109,7 @@
                 <w:szCs w:val="16"/>
                 <w:color w:val="000000"/>
               </w:rPr>
-              <w:t xml:space="preserve">A todos por igual</w:t>
+              <w:t xml:space="preserve">Los que ganan más pagan más</w:t>
             </w:r>
           </w:p>
         </w:tc>
@@ -3162,7 +3162,7 @@
                 <w:szCs w:val="16"/>
                 <w:color w:val="000000"/>
               </w:rPr>
-              <w:t xml:space="preserve">916 (5,0%)</w:t>
+              <w:t xml:space="preserve">14.016 (73,3%)</w:t>
             </w:r>
           </w:p>
         </w:tc>
@@ -3221,7 +3221,7 @@
                 <w:szCs w:val="16"/>
                 <w:color w:val="000000"/>
               </w:rPr>
-              <w:t xml:space="preserve">Bajo</w:t>
+              <w:t xml:space="preserve">Todos pagan por igual</w:t>
             </w:r>
           </w:p>
         </w:tc>
@@ -3274,7 +3274,7 @@
                 <w:szCs w:val="16"/>
                 <w:color w:val="000000"/>
               </w:rPr>
-              <w:t xml:space="preserve">12.592 (68,4%)</w:t>
+              <w:t xml:space="preserve">5.114 (26,7%)</w:t>
             </w:r>
           </w:p>
         </w:tc>
@@ -3312,28 +3312,28 @@
                 <w:right w:val="none" w:sz="0" w:space="0" w:color="000000"/>
               </w:pBdr>
               <w:spacing w:after="0" w:before="0" w:line="240"/>
-              <w:ind w:left="300" w:right="100" w:firstLine="0" w:firstLineChars="0"/>
-              <w:rPr>
-                <w:rFonts w:ascii="Arial" w:hAnsi="Arial" w:eastAsia="Arial" w:cs="Arial"/>
-                <w:i w:val="false"/>
-                <w:b w:val="false"/>
-                <w:u w:val="none"/>
-                <w:sz w:val="16"/>
-                <w:szCs w:val="16"/>
-                <w:color w:val="000000"/>
-              </w:rPr>
-            </w:pPr>
-            <w:r>
-              <w:rPr>
-                <w:rFonts w:ascii="Arial" w:hAnsi="Arial" w:eastAsia="Arial" w:cs="Arial"/>
-                <w:i w:val="false"/>
-                <w:b w:val="false"/>
-                <w:u w:val="none"/>
-                <w:sz w:val="16"/>
-                <w:szCs w:val="16"/>
-                <w:color w:val="000000"/>
-              </w:rPr>
-              <w:t xml:space="preserve">Medio</w:t>
+              <w:ind w:left="100" w:right="100" w:firstLine="0" w:firstLineChars="0"/>
+              <w:rPr>
+                <w:rFonts w:ascii="Arial" w:hAnsi="Arial" w:eastAsia="Arial" w:cs="Arial"/>
+                <w:i w:val="false"/>
+                <w:b w:val="false"/>
+                <w:u w:val="none"/>
+                <w:sz w:val="16"/>
+                <w:szCs w:val="16"/>
+                <w:color w:val="000000"/>
+              </w:rPr>
+            </w:pPr>
+            <w:r>
+              <w:rPr>
+                <w:rFonts w:ascii="Arial" w:hAnsi="Arial" w:eastAsia="Arial" w:cs="Arial"/>
+                <w:i w:val="false"/>
+                <w:b w:val="false"/>
+                <w:u w:val="none"/>
+                <w:sz w:val="16"/>
+                <w:szCs w:val="16"/>
+                <w:color w:val="000000"/>
+              </w:rPr>
+              <w:t xml:space="preserve">Aceptación de la desigualdad (1 inaceptable - 10 aceptable)</w:t>
             </w:r>
           </w:p>
         </w:tc>
@@ -3386,7 +3386,119 @@
                 <w:szCs w:val="16"/>
                 <w:color w:val="000000"/>
               </w:rPr>
-              <w:t xml:space="preserve">3.315 (18,0%)</w:t>
+              <w:t xml:space="preserve">4,34 (2,88)</w:t>
+            </w:r>
+          </w:p>
+        </w:tc>
+      </w:tr>
+      <w:tr>
+        <w:trPr>
+          <w:trHeight w:val="615" w:hRule="auto"/>
+        </w:trPr>
+        body30
+        <w:tc>
+          <w:tcPr>
+            <w:tcBorders>
+              <w:bottom w:val="none" w:sz="0" w:space="0" w:color="000000"/>
+              <w:top w:val="none" w:sz="0" w:space="0" w:color="000000"/>
+              <w:left w:val="none" w:sz="0" w:space="0" w:color="000000"/>
+              <w:right w:val="none" w:sz="0" w:space="0" w:color="000000"/>
+            </w:tcBorders>
+            <w:shd w:val="clear" w:color="auto" w:fill="FFFFFF"/>
+            <w:tcMar>
+              <w:top w:w="0" w:type="dxa"/>
+              <w:bottom w:w="0" w:type="dxa"/>
+              <w:left w:w="0" w:type="dxa"/>
+              <w:right w:w="0" w:type="dxa"/>
+            </w:tcMar>
+            <w:vAlign w:val="top"/>
+          </w:tcPr>
+          <w:p>
+            <w:pPr>
+              <w:pStyle w:val="Normal"/>
+              <w:jc w:val="left"/>
+              <w:pBdr>
+                <w:bottom w:val="none" w:sz="0" w:space="0" w:color="000000"/>
+                <w:top w:val="none" w:sz="0" w:space="0" w:color="000000"/>
+                <w:left w:val="none" w:sz="0" w:space="0" w:color="000000"/>
+                <w:right w:val="none" w:sz="0" w:space="0" w:color="000000"/>
+              </w:pBdr>
+              <w:spacing w:after="0" w:before="0" w:line="240"/>
+              <w:ind w:left="100" w:right="100" w:firstLine="0" w:firstLineChars="0"/>
+              <w:rPr>
+                <w:rFonts w:ascii="Arial" w:hAnsi="Arial" w:eastAsia="Arial" w:cs="Arial"/>
+                <w:i w:val="false"/>
+                <w:b w:val="false"/>
+                <w:u w:val="none"/>
+                <w:sz w:val="16"/>
+                <w:szCs w:val="16"/>
+                <w:color w:val="000000"/>
+              </w:rPr>
+            </w:pPr>
+            <w:r>
+              <w:rPr>
+                <w:rFonts w:ascii="Arial" w:hAnsi="Arial" w:eastAsia="Arial" w:cs="Arial"/>
+                <w:i w:val="false"/>
+                <w:b w:val="false"/>
+                <w:u w:val="none"/>
+                <w:sz w:val="16"/>
+                <w:szCs w:val="16"/>
+                <w:color w:val="000000"/>
+              </w:rPr>
+              <w:t xml:space="preserve">Progreso contra la corrupción</w:t>
+            </w:r>
+          </w:p>
+        </w:tc>
+        <w:tc>
+          <w:tcPr>
+            <w:tcBorders>
+              <w:bottom w:val="none" w:sz="0" w:space="0" w:color="000000"/>
+              <w:top w:val="none" w:sz="0" w:space="0" w:color="000000"/>
+              <w:left w:val="none" w:sz="0" w:space="0" w:color="000000"/>
+              <w:right w:val="none" w:sz="0" w:space="0" w:color="000000"/>
+            </w:tcBorders>
+            <w:shd w:val="clear" w:color="auto" w:fill="FFFFFF"/>
+            <w:tcMar>
+              <w:top w:w="0" w:type="dxa"/>
+              <w:bottom w:w="0" w:type="dxa"/>
+              <w:left w:w="0" w:type="dxa"/>
+              <w:right w:w="0" w:type="dxa"/>
+            </w:tcMar>
+            <w:vAlign w:val="top"/>
+          </w:tcPr>
+          <w:p>
+            <w:pPr>
+              <w:pStyle w:val="Normal"/>
+              <w:jc w:val="center"/>
+              <w:pBdr>
+                <w:bottom w:val="none" w:sz="0" w:space="0" w:color="000000"/>
+                <w:top w:val="none" w:sz="0" w:space="0" w:color="000000"/>
+                <w:left w:val="none" w:sz="0" w:space="0" w:color="000000"/>
+                <w:right w:val="none" w:sz="0" w:space="0" w:color="000000"/>
+              </w:pBdr>
+              <w:spacing w:after="0" w:before="0" w:line="240"/>
+              <w:ind w:left="100" w:right="100" w:firstLine="0" w:firstLineChars="0"/>
+              <w:rPr>
+                <w:rFonts w:ascii="Arial" w:hAnsi="Arial" w:eastAsia="Arial" w:cs="Arial"/>
+                <w:i w:val="false"/>
+                <w:b w:val="false"/>
+                <w:u w:val="none"/>
+                <w:sz w:val="16"/>
+                <w:szCs w:val="16"/>
+                <w:color w:val="000000"/>
+              </w:rPr>
+            </w:pPr>
+            <w:r>
+              <w:rPr>
+                <w:rFonts w:ascii="Arial" w:hAnsi="Arial" w:eastAsia="Arial" w:cs="Arial"/>
+                <w:i w:val="false"/>
+                <w:b w:val="false"/>
+                <w:u w:val="none"/>
+                <w:sz w:val="16"/>
+                <w:szCs w:val="16"/>
+                <w:color w:val="000000"/>
+              </w:rPr>
+              <w:t xml:space="preserve"/>
             </w:r>
           </w:p>
         </w:tc>
@@ -3395,7 +3507,7 @@
         <w:trPr>
           <w:trHeight w:val="617" w:hRule="auto"/>
         </w:trPr>
-        body30
+        body31
         <w:tc>
           <w:tcPr>
             <w:tcBorders>
@@ -3445,7 +3557,7 @@
                 <w:szCs w:val="16"/>
                 <w:color w:val="000000"/>
               </w:rPr>
-              <w:t xml:space="preserve">Alto</w:t>
+              <w:t xml:space="preserve">Mucho-Algo-Poco</w:t>
             </w:r>
           </w:p>
         </w:tc>
@@ -3498,119 +3610,7 @@
                 <w:szCs w:val="16"/>
                 <w:color w:val="000000"/>
               </w:rPr>
-              <w:t xml:space="preserve">842 (4,6%)</w:t>
-            </w:r>
-          </w:p>
-        </w:tc>
-      </w:tr>
-      <w:tr>
-        <w:trPr>
-          <w:trHeight w:val="614" w:hRule="auto"/>
-        </w:trPr>
-        body31
-        <w:tc>
-          <w:tcPr>
-            <w:tcBorders>
-              <w:bottom w:val="none" w:sz="0" w:space="0" w:color="000000"/>
-              <w:top w:val="none" w:sz="0" w:space="0" w:color="000000"/>
-              <w:left w:val="none" w:sz="0" w:space="0" w:color="000000"/>
-              <w:right w:val="none" w:sz="0" w:space="0" w:color="000000"/>
-            </w:tcBorders>
-            <w:shd w:val="clear" w:color="auto" w:fill="FFFFFF"/>
-            <w:tcMar>
-              <w:top w:w="0" w:type="dxa"/>
-              <w:bottom w:w="0" w:type="dxa"/>
-              <w:left w:w="0" w:type="dxa"/>
-              <w:right w:w="0" w:type="dxa"/>
-            </w:tcMar>
-            <w:vAlign w:val="top"/>
-          </w:tcPr>
-          <w:p>
-            <w:pPr>
-              <w:pStyle w:val="Normal"/>
-              <w:jc w:val="left"/>
-              <w:pBdr>
-                <w:bottom w:val="none" w:sz="0" w:space="0" w:color="000000"/>
-                <w:top w:val="none" w:sz="0" w:space="0" w:color="000000"/>
-                <w:left w:val="none" w:sz="0" w:space="0" w:color="000000"/>
-                <w:right w:val="none" w:sz="0" w:space="0" w:color="000000"/>
-              </w:pBdr>
-              <w:spacing w:after="0" w:before="0" w:line="240"/>
-              <w:ind w:left="100" w:right="100" w:firstLine="0" w:firstLineChars="0"/>
-              <w:rPr>
-                <w:rFonts w:ascii="Arial" w:hAnsi="Arial" w:eastAsia="Arial" w:cs="Arial"/>
-                <w:i w:val="false"/>
-                <w:b w:val="false"/>
-                <w:u w:val="none"/>
-                <w:sz w:val="16"/>
-                <w:szCs w:val="16"/>
-                <w:color w:val="000000"/>
-              </w:rPr>
-            </w:pPr>
-            <w:r>
-              <w:rPr>
-                <w:rFonts w:ascii="Arial" w:hAnsi="Arial" w:eastAsia="Arial" w:cs="Arial"/>
-                <w:i w:val="false"/>
-                <w:b w:val="false"/>
-                <w:u w:val="none"/>
-                <w:sz w:val="16"/>
-                <w:szCs w:val="16"/>
-                <w:color w:val="000000"/>
-              </w:rPr>
-              <w:t xml:space="preserve">Tramo a partir del cual se deben pagar impuestos</w:t>
-            </w:r>
-          </w:p>
-        </w:tc>
-        <w:tc>
-          <w:tcPr>
-            <w:tcBorders>
-              <w:bottom w:val="none" w:sz="0" w:space="0" w:color="000000"/>
-              <w:top w:val="none" w:sz="0" w:space="0" w:color="000000"/>
-              <w:left w:val="none" w:sz="0" w:space="0" w:color="000000"/>
-              <w:right w:val="none" w:sz="0" w:space="0" w:color="000000"/>
-            </w:tcBorders>
-            <w:shd w:val="clear" w:color="auto" w:fill="FFFFFF"/>
-            <w:tcMar>
-              <w:top w:w="0" w:type="dxa"/>
-              <w:bottom w:w="0" w:type="dxa"/>
-              <w:left w:w="0" w:type="dxa"/>
-              <w:right w:w="0" w:type="dxa"/>
-            </w:tcMar>
-            <w:vAlign w:val="top"/>
-          </w:tcPr>
-          <w:p>
-            <w:pPr>
-              <w:pStyle w:val="Normal"/>
-              <w:jc w:val="center"/>
-              <w:pBdr>
-                <w:bottom w:val="none" w:sz="0" w:space="0" w:color="000000"/>
-                <w:top w:val="none" w:sz="0" w:space="0" w:color="000000"/>
-                <w:left w:val="none" w:sz="0" w:space="0" w:color="000000"/>
-                <w:right w:val="none" w:sz="0" w:space="0" w:color="000000"/>
-              </w:pBdr>
-              <w:spacing w:after="0" w:before="0" w:line="240"/>
-              <w:ind w:left="100" w:right="100" w:firstLine="0" w:firstLineChars="0"/>
-              <w:rPr>
-                <w:rFonts w:ascii="Arial" w:hAnsi="Arial" w:eastAsia="Arial" w:cs="Arial"/>
-                <w:i w:val="false"/>
-                <w:b w:val="false"/>
-                <w:u w:val="none"/>
-                <w:sz w:val="16"/>
-                <w:szCs w:val="16"/>
-                <w:color w:val="000000"/>
-              </w:rPr>
-            </w:pPr>
-            <w:r>
-              <w:rPr>
-                <w:rFonts w:ascii="Arial" w:hAnsi="Arial" w:eastAsia="Arial" w:cs="Arial"/>
-                <w:i w:val="false"/>
-                <w:b w:val="false"/>
-                <w:u w:val="none"/>
-                <w:sz w:val="16"/>
-                <w:szCs w:val="16"/>
-                <w:color w:val="000000"/>
-              </w:rPr>
-              <w:t xml:space="preserve"/>
+              <w:t xml:space="preserve">11.835 (62,6%)</w:t>
             </w:r>
           </w:p>
         </w:tc>
@@ -3669,7 +3669,7 @@
                 <w:szCs w:val="16"/>
                 <w:color w:val="000000"/>
               </w:rPr>
-              <w:t xml:space="preserve">Ninguno</w:t>
+              <w:t xml:space="preserve">Nada</w:t>
             </w:r>
           </w:p>
         </w:tc>
@@ -3722,7 +3722,7 @@
                 <w:szCs w:val="16"/>
                 <w:color w:val="000000"/>
               </w:rPr>
-              <w:t xml:space="preserve">1.252 (7,1%)</w:t>
+              <w:t xml:space="preserve">7.063 (37,4%)</w:t>
             </w:r>
           </w:p>
         </w:tc>
@@ -3760,28 +3760,28 @@
                 <w:right w:val="none" w:sz="0" w:space="0" w:color="000000"/>
               </w:pBdr>
               <w:spacing w:after="0" w:before="0" w:line="240"/>
-              <w:ind w:left="300" w:right="100" w:firstLine="0" w:firstLineChars="0"/>
-              <w:rPr>
-                <w:rFonts w:ascii="Arial" w:hAnsi="Arial" w:eastAsia="Arial" w:cs="Arial"/>
-                <w:i w:val="false"/>
-                <w:b w:val="false"/>
-                <w:u w:val="none"/>
-                <w:sz w:val="16"/>
-                <w:szCs w:val="16"/>
-                <w:color w:val="000000"/>
-              </w:rPr>
-            </w:pPr>
-            <w:r>
-              <w:rPr>
-                <w:rFonts w:ascii="Arial" w:hAnsi="Arial" w:eastAsia="Arial" w:cs="Arial"/>
-                <w:i w:val="false"/>
-                <w:b w:val="false"/>
-                <w:u w:val="none"/>
-                <w:sz w:val="16"/>
-                <w:szCs w:val="16"/>
-                <w:color w:val="000000"/>
-              </w:rPr>
-              <w:t xml:space="preserve">Todos por igual</w:t>
+              <w:ind w:left="100" w:right="100" w:firstLine="0" w:firstLineChars="0"/>
+              <w:rPr>
+                <w:rFonts w:ascii="Arial" w:hAnsi="Arial" w:eastAsia="Arial" w:cs="Arial"/>
+                <w:i w:val="false"/>
+                <w:b w:val="false"/>
+                <w:u w:val="none"/>
+                <w:sz w:val="16"/>
+                <w:szCs w:val="16"/>
+                <w:color w:val="000000"/>
+              </w:rPr>
+            </w:pPr>
+            <w:r>
+              <w:rPr>
+                <w:rFonts w:ascii="Arial" w:hAnsi="Arial" w:eastAsia="Arial" w:cs="Arial"/>
+                <w:i w:val="false"/>
+                <w:b w:val="false"/>
+                <w:u w:val="none"/>
+                <w:sz w:val="16"/>
+                <w:szCs w:val="16"/>
+                <w:color w:val="000000"/>
+              </w:rPr>
+              <w:t xml:space="preserve">Ideología (1 izqda - 10 derecha)</w:t>
             </w:r>
           </w:p>
         </w:tc>
@@ -3834,7 +3834,7 @@
                 <w:szCs w:val="16"/>
                 <w:color w:val="000000"/>
               </w:rPr>
-              <w:t xml:space="preserve">1.496 (8,5%)</w:t>
+              <w:t xml:space="preserve">5,70 (2,52)</w:t>
             </w:r>
           </w:p>
         </w:tc>
@@ -3847,7 +3847,7 @@
         <w:tc>
           <w:tcPr>
             <w:tcBorders>
-              <w:bottom w:val="none" w:sz="0" w:space="0" w:color="000000"/>
+              <w:bottom w:val="single" w:sz="8" w:space="0" w:color="000000"/>
               <w:top w:val="none" w:sz="0" w:space="0" w:color="000000"/>
               <w:left w:val="none" w:sz="0" w:space="0" w:color="000000"/>
               <w:right w:val="none" w:sz="0" w:space="0" w:color="000000"/>
@@ -3872,35 +3872,35 @@
                 <w:right w:val="none" w:sz="0" w:space="0" w:color="000000"/>
               </w:pBdr>
               <w:spacing w:after="0" w:before="0" w:line="240"/>
-              <w:ind w:left="300" w:right="100" w:firstLine="0" w:firstLineChars="0"/>
-              <w:rPr>
-                <w:rFonts w:ascii="Arial" w:hAnsi="Arial" w:eastAsia="Arial" w:cs="Arial"/>
-                <w:i w:val="false"/>
-                <w:b w:val="false"/>
-                <w:u w:val="none"/>
-                <w:sz w:val="16"/>
-                <w:szCs w:val="16"/>
-                <w:color w:val="000000"/>
-              </w:rPr>
-            </w:pPr>
-            <w:r>
-              <w:rPr>
-                <w:rFonts w:ascii="Arial" w:hAnsi="Arial" w:eastAsia="Arial" w:cs="Arial"/>
-                <w:i w:val="false"/>
-                <w:b w:val="false"/>
-                <w:u w:val="none"/>
-                <w:sz w:val="16"/>
-                <w:szCs w:val="16"/>
-                <w:color w:val="000000"/>
-              </w:rPr>
-              <w:t xml:space="preserve">Bajo</w:t>
-            </w:r>
-          </w:p>
-        </w:tc>
-        <w:tc>
-          <w:tcPr>
-            <w:tcBorders>
-              <w:bottom w:val="none" w:sz="0" w:space="0" w:color="000000"/>
+              <w:ind w:left="100" w:right="100" w:firstLine="0" w:firstLineChars="0"/>
+              <w:rPr>
+                <w:rFonts w:ascii="Arial" w:hAnsi="Arial" w:eastAsia="Arial" w:cs="Arial"/>
+                <w:i w:val="false"/>
+                <w:b w:val="false"/>
+                <w:u w:val="none"/>
+                <w:sz w:val="16"/>
+                <w:szCs w:val="16"/>
+                <w:color w:val="000000"/>
+              </w:rPr>
+            </w:pPr>
+            <w:r>
+              <w:rPr>
+                <w:rFonts w:ascii="Arial" w:hAnsi="Arial" w:eastAsia="Arial" w:cs="Arial"/>
+                <w:i w:val="false"/>
+                <w:b w:val="false"/>
+                <w:u w:val="none"/>
+                <w:sz w:val="16"/>
+                <w:szCs w:val="16"/>
+                <w:color w:val="000000"/>
+              </w:rPr>
+              <w:t xml:space="preserve">Arreglo para pagar menos impuestos</w:t>
+            </w:r>
+          </w:p>
+        </w:tc>
+        <w:tc>
+          <w:tcPr>
+            <w:tcBorders>
+              <w:bottom w:val="single" w:sz="8" w:space="0" w:color="000000"/>
               <w:top w:val="none" w:sz="0" w:space="0" w:color="000000"/>
               <w:left w:val="none" w:sz="0" w:space="0" w:color="000000"/>
               <w:right w:val="none" w:sz="0" w:space="0" w:color="000000"/>
@@ -3946,455 +3946,7 @@
                 <w:szCs w:val="16"/>
                 <w:color w:val="000000"/>
               </w:rPr>
-              <w:t xml:space="preserve">6.004 (34,0%)</w:t>
-            </w:r>
-          </w:p>
-        </w:tc>
-      </w:tr>
-      <w:tr>
-        <w:trPr>
-          <w:trHeight w:val="617" w:hRule="auto"/>
-        </w:trPr>
-        body35
-        <w:tc>
-          <w:tcPr>
-            <w:tcBorders>
-              <w:bottom w:val="none" w:sz="0" w:space="0" w:color="000000"/>
-              <w:top w:val="none" w:sz="0" w:space="0" w:color="000000"/>
-              <w:left w:val="none" w:sz="0" w:space="0" w:color="000000"/>
-              <w:right w:val="none" w:sz="0" w:space="0" w:color="000000"/>
-            </w:tcBorders>
-            <w:shd w:val="clear" w:color="auto" w:fill="FFFFFF"/>
-            <w:tcMar>
-              <w:top w:w="0" w:type="dxa"/>
-              <w:bottom w:w="0" w:type="dxa"/>
-              <w:left w:w="0" w:type="dxa"/>
-              <w:right w:w="0" w:type="dxa"/>
-            </w:tcMar>
-            <w:vAlign w:val="top"/>
-          </w:tcPr>
-          <w:p>
-            <w:pPr>
-              <w:pStyle w:val="Normal"/>
-              <w:jc w:val="left"/>
-              <w:pBdr>
-                <w:bottom w:val="none" w:sz="0" w:space="0" w:color="000000"/>
-                <w:top w:val="none" w:sz="0" w:space="0" w:color="000000"/>
-                <w:left w:val="none" w:sz="0" w:space="0" w:color="000000"/>
-                <w:right w:val="none" w:sz="0" w:space="0" w:color="000000"/>
-              </w:pBdr>
-              <w:spacing w:after="0" w:before="0" w:line="240"/>
-              <w:ind w:left="300" w:right="100" w:firstLine="0" w:firstLineChars="0"/>
-              <w:rPr>
-                <w:rFonts w:ascii="Arial" w:hAnsi="Arial" w:eastAsia="Arial" w:cs="Arial"/>
-                <w:i w:val="false"/>
-                <w:b w:val="false"/>
-                <w:u w:val="none"/>
-                <w:sz w:val="16"/>
-                <w:szCs w:val="16"/>
-                <w:color w:val="000000"/>
-              </w:rPr>
-            </w:pPr>
-            <w:r>
-              <w:rPr>
-                <w:rFonts w:ascii="Arial" w:hAnsi="Arial" w:eastAsia="Arial" w:cs="Arial"/>
-                <w:i w:val="false"/>
-                <w:b w:val="false"/>
-                <w:u w:val="none"/>
-                <w:sz w:val="16"/>
-                <w:szCs w:val="16"/>
-                <w:color w:val="000000"/>
-              </w:rPr>
-              <w:t xml:space="preserve">Medio</w:t>
-            </w:r>
-          </w:p>
-        </w:tc>
-        <w:tc>
-          <w:tcPr>
-            <w:tcBorders>
-              <w:bottom w:val="none" w:sz="0" w:space="0" w:color="000000"/>
-              <w:top w:val="none" w:sz="0" w:space="0" w:color="000000"/>
-              <w:left w:val="none" w:sz="0" w:space="0" w:color="000000"/>
-              <w:right w:val="none" w:sz="0" w:space="0" w:color="000000"/>
-            </w:tcBorders>
-            <w:shd w:val="clear" w:color="auto" w:fill="FFFFFF"/>
-            <w:tcMar>
-              <w:top w:w="0" w:type="dxa"/>
-              <w:bottom w:w="0" w:type="dxa"/>
-              <w:left w:w="0" w:type="dxa"/>
-              <w:right w:w="0" w:type="dxa"/>
-            </w:tcMar>
-            <w:vAlign w:val="top"/>
-          </w:tcPr>
-          <w:p>
-            <w:pPr>
-              <w:pStyle w:val="Normal"/>
-              <w:jc w:val="center"/>
-              <w:pBdr>
-                <w:bottom w:val="none" w:sz="0" w:space="0" w:color="000000"/>
-                <w:top w:val="none" w:sz="0" w:space="0" w:color="000000"/>
-                <w:left w:val="none" w:sz="0" w:space="0" w:color="000000"/>
-                <w:right w:val="none" w:sz="0" w:space="0" w:color="000000"/>
-              </w:pBdr>
-              <w:spacing w:after="0" w:before="0" w:line="240"/>
-              <w:ind w:left="100" w:right="100" w:firstLine="0" w:firstLineChars="0"/>
-              <w:rPr>
-                <w:rFonts w:ascii="Arial" w:hAnsi="Arial" w:eastAsia="Arial" w:cs="Arial"/>
-                <w:i w:val="false"/>
-                <w:b w:val="false"/>
-                <w:u w:val="none"/>
-                <w:sz w:val="16"/>
-                <w:szCs w:val="16"/>
-                <w:color w:val="000000"/>
-              </w:rPr>
-            </w:pPr>
-            <w:r>
-              <w:rPr>
-                <w:rFonts w:ascii="Arial" w:hAnsi="Arial" w:eastAsia="Arial" w:cs="Arial"/>
-                <w:i w:val="false"/>
-                <w:b w:val="false"/>
-                <w:u w:val="none"/>
-                <w:sz w:val="16"/>
-                <w:szCs w:val="16"/>
-                <w:color w:val="000000"/>
-              </w:rPr>
-              <w:t xml:space="preserve">4.055 (23,0%)</w:t>
-            </w:r>
-          </w:p>
-        </w:tc>
-      </w:tr>
-      <w:tr>
-        <w:trPr>
-          <w:trHeight w:val="617" w:hRule="auto"/>
-        </w:trPr>
-        body36
-        <w:tc>
-          <w:tcPr>
-            <w:tcBorders>
-              <w:bottom w:val="none" w:sz="0" w:space="0" w:color="000000"/>
-              <w:top w:val="none" w:sz="0" w:space="0" w:color="000000"/>
-              <w:left w:val="none" w:sz="0" w:space="0" w:color="000000"/>
-              <w:right w:val="none" w:sz="0" w:space="0" w:color="000000"/>
-            </w:tcBorders>
-            <w:shd w:val="clear" w:color="auto" w:fill="FFFFFF"/>
-            <w:tcMar>
-              <w:top w:w="0" w:type="dxa"/>
-              <w:bottom w:w="0" w:type="dxa"/>
-              <w:left w:w="0" w:type="dxa"/>
-              <w:right w:w="0" w:type="dxa"/>
-            </w:tcMar>
-            <w:vAlign w:val="top"/>
-          </w:tcPr>
-          <w:p>
-            <w:pPr>
-              <w:pStyle w:val="Normal"/>
-              <w:jc w:val="left"/>
-              <w:pBdr>
-                <w:bottom w:val="none" w:sz="0" w:space="0" w:color="000000"/>
-                <w:top w:val="none" w:sz="0" w:space="0" w:color="000000"/>
-                <w:left w:val="none" w:sz="0" w:space="0" w:color="000000"/>
-                <w:right w:val="none" w:sz="0" w:space="0" w:color="000000"/>
-              </w:pBdr>
-              <w:spacing w:after="0" w:before="0" w:line="240"/>
-              <w:ind w:left="300" w:right="100" w:firstLine="0" w:firstLineChars="0"/>
-              <w:rPr>
-                <w:rFonts w:ascii="Arial" w:hAnsi="Arial" w:eastAsia="Arial" w:cs="Arial"/>
-                <w:i w:val="false"/>
-                <w:b w:val="false"/>
-                <w:u w:val="none"/>
-                <w:sz w:val="16"/>
-                <w:szCs w:val="16"/>
-                <w:color w:val="000000"/>
-              </w:rPr>
-            </w:pPr>
-            <w:r>
-              <w:rPr>
-                <w:rFonts w:ascii="Arial" w:hAnsi="Arial" w:eastAsia="Arial" w:cs="Arial"/>
-                <w:i w:val="false"/>
-                <w:b w:val="false"/>
-                <w:u w:val="none"/>
-                <w:sz w:val="16"/>
-                <w:szCs w:val="16"/>
-                <w:color w:val="000000"/>
-              </w:rPr>
-              <w:t xml:space="preserve">Alto</w:t>
-            </w:r>
-          </w:p>
-        </w:tc>
-        <w:tc>
-          <w:tcPr>
-            <w:tcBorders>
-              <w:bottom w:val="none" w:sz="0" w:space="0" w:color="000000"/>
-              <w:top w:val="none" w:sz="0" w:space="0" w:color="000000"/>
-              <w:left w:val="none" w:sz="0" w:space="0" w:color="000000"/>
-              <w:right w:val="none" w:sz="0" w:space="0" w:color="000000"/>
-            </w:tcBorders>
-            <w:shd w:val="clear" w:color="auto" w:fill="FFFFFF"/>
-            <w:tcMar>
-              <w:top w:w="0" w:type="dxa"/>
-              <w:bottom w:w="0" w:type="dxa"/>
-              <w:left w:w="0" w:type="dxa"/>
-              <w:right w:w="0" w:type="dxa"/>
-            </w:tcMar>
-            <w:vAlign w:val="top"/>
-          </w:tcPr>
-          <w:p>
-            <w:pPr>
-              <w:pStyle w:val="Normal"/>
-              <w:jc w:val="center"/>
-              <w:pBdr>
-                <w:bottom w:val="none" w:sz="0" w:space="0" w:color="000000"/>
-                <w:top w:val="none" w:sz="0" w:space="0" w:color="000000"/>
-                <w:left w:val="none" w:sz="0" w:space="0" w:color="000000"/>
-                <w:right w:val="none" w:sz="0" w:space="0" w:color="000000"/>
-              </w:pBdr>
-              <w:spacing w:after="0" w:before="0" w:line="240"/>
-              <w:ind w:left="100" w:right="100" w:firstLine="0" w:firstLineChars="0"/>
-              <w:rPr>
-                <w:rFonts w:ascii="Arial" w:hAnsi="Arial" w:eastAsia="Arial" w:cs="Arial"/>
-                <w:i w:val="false"/>
-                <w:b w:val="false"/>
-                <w:u w:val="none"/>
-                <w:sz w:val="16"/>
-                <w:szCs w:val="16"/>
-                <w:color w:val="000000"/>
-              </w:rPr>
-            </w:pPr>
-            <w:r>
-              <w:rPr>
-                <w:rFonts w:ascii="Arial" w:hAnsi="Arial" w:eastAsia="Arial" w:cs="Arial"/>
-                <w:i w:val="false"/>
-                <w:b w:val="false"/>
-                <w:u w:val="none"/>
-                <w:sz w:val="16"/>
-                <w:szCs w:val="16"/>
-                <w:color w:val="000000"/>
-              </w:rPr>
-              <w:t xml:space="preserve">4.853 (27,5%)</w:t>
-            </w:r>
-          </w:p>
-        </w:tc>
-      </w:tr>
-      <w:tr>
-        <w:trPr>
-          <w:trHeight w:val="617" w:hRule="auto"/>
-        </w:trPr>
-        body37
-        <w:tc>
-          <w:tcPr>
-            <w:tcBorders>
-              <w:bottom w:val="none" w:sz="0" w:space="0" w:color="000000"/>
-              <w:top w:val="none" w:sz="0" w:space="0" w:color="000000"/>
-              <w:left w:val="none" w:sz="0" w:space="0" w:color="000000"/>
-              <w:right w:val="none" w:sz="0" w:space="0" w:color="000000"/>
-            </w:tcBorders>
-            <w:shd w:val="clear" w:color="auto" w:fill="FFFFFF"/>
-            <w:tcMar>
-              <w:top w:w="0" w:type="dxa"/>
-              <w:bottom w:w="0" w:type="dxa"/>
-              <w:left w:w="0" w:type="dxa"/>
-              <w:right w:w="0" w:type="dxa"/>
-            </w:tcMar>
-            <w:vAlign w:val="top"/>
-          </w:tcPr>
-          <w:p>
-            <w:pPr>
-              <w:pStyle w:val="Normal"/>
-              <w:jc w:val="left"/>
-              <w:pBdr>
-                <w:bottom w:val="none" w:sz="0" w:space="0" w:color="000000"/>
-                <w:top w:val="none" w:sz="0" w:space="0" w:color="000000"/>
-                <w:left w:val="none" w:sz="0" w:space="0" w:color="000000"/>
-                <w:right w:val="none" w:sz="0" w:space="0" w:color="000000"/>
-              </w:pBdr>
-              <w:spacing w:after="0" w:before="0" w:line="240"/>
-              <w:ind w:left="100" w:right="100" w:firstLine="0" w:firstLineChars="0"/>
-              <w:rPr>
-                <w:rFonts w:ascii="Arial" w:hAnsi="Arial" w:eastAsia="Arial" w:cs="Arial"/>
-                <w:i w:val="false"/>
-                <w:b w:val="false"/>
-                <w:u w:val="none"/>
-                <w:sz w:val="16"/>
-                <w:szCs w:val="16"/>
-                <w:color w:val="000000"/>
-              </w:rPr>
-            </w:pPr>
-            <w:r>
-              <w:rPr>
-                <w:rFonts w:ascii="Arial" w:hAnsi="Arial" w:eastAsia="Arial" w:cs="Arial"/>
-                <w:i w:val="false"/>
-                <w:b w:val="false"/>
-                <w:u w:val="none"/>
-                <w:sz w:val="16"/>
-                <w:szCs w:val="16"/>
-                <w:color w:val="000000"/>
-              </w:rPr>
-              <w:t xml:space="preserve">Aceptación de la desigualdad</w:t>
-            </w:r>
-          </w:p>
-        </w:tc>
-        <w:tc>
-          <w:tcPr>
-            <w:tcBorders>
-              <w:bottom w:val="none" w:sz="0" w:space="0" w:color="000000"/>
-              <w:top w:val="none" w:sz="0" w:space="0" w:color="000000"/>
-              <w:left w:val="none" w:sz="0" w:space="0" w:color="000000"/>
-              <w:right w:val="none" w:sz="0" w:space="0" w:color="000000"/>
-            </w:tcBorders>
-            <w:shd w:val="clear" w:color="auto" w:fill="FFFFFF"/>
-            <w:tcMar>
-              <w:top w:w="0" w:type="dxa"/>
-              <w:bottom w:w="0" w:type="dxa"/>
-              <w:left w:w="0" w:type="dxa"/>
-              <w:right w:w="0" w:type="dxa"/>
-            </w:tcMar>
-            <w:vAlign w:val="top"/>
-          </w:tcPr>
-          <w:p>
-            <w:pPr>
-              <w:pStyle w:val="Normal"/>
-              <w:jc w:val="center"/>
-              <w:pBdr>
-                <w:bottom w:val="none" w:sz="0" w:space="0" w:color="000000"/>
-                <w:top w:val="none" w:sz="0" w:space="0" w:color="000000"/>
-                <w:left w:val="none" w:sz="0" w:space="0" w:color="000000"/>
-                <w:right w:val="none" w:sz="0" w:space="0" w:color="000000"/>
-              </w:pBdr>
-              <w:spacing w:after="0" w:before="0" w:line="240"/>
-              <w:ind w:left="100" w:right="100" w:firstLine="0" w:firstLineChars="0"/>
-              <w:rPr>
-                <w:rFonts w:ascii="Arial" w:hAnsi="Arial" w:eastAsia="Arial" w:cs="Arial"/>
-                <w:i w:val="false"/>
-                <w:b w:val="false"/>
-                <w:u w:val="none"/>
-                <w:sz w:val="16"/>
-                <w:szCs w:val="16"/>
-                <w:color w:val="000000"/>
-              </w:rPr>
-            </w:pPr>
-            <w:r>
-              <w:rPr>
-                <w:rFonts w:ascii="Arial" w:hAnsi="Arial" w:eastAsia="Arial" w:cs="Arial"/>
-                <w:i w:val="false"/>
-                <w:b w:val="false"/>
-                <w:u w:val="none"/>
-                <w:sz w:val="16"/>
-                <w:szCs w:val="16"/>
-                <w:color w:val="000000"/>
-              </w:rPr>
-              <w:t xml:space="preserve">4,34 (2,88)</w:t>
-            </w:r>
-          </w:p>
-        </w:tc>
-      </w:tr>
-      <w:tr>
-        <w:trPr>
-          <w:trHeight w:val="617" w:hRule="auto"/>
-        </w:trPr>
-        body38
-        <w:tc>
-          <w:tcPr>
-            <w:tcBorders>
-              <w:bottom w:val="single" w:sz="8" w:space="0" w:color="000000"/>
-              <w:top w:val="none" w:sz="0" w:space="0" w:color="000000"/>
-              <w:left w:val="none" w:sz="0" w:space="0" w:color="000000"/>
-              <w:right w:val="none" w:sz="0" w:space="0" w:color="000000"/>
-            </w:tcBorders>
-            <w:shd w:val="clear" w:color="auto" w:fill="FFFFFF"/>
-            <w:tcMar>
-              <w:top w:w="0" w:type="dxa"/>
-              <w:bottom w:w="0" w:type="dxa"/>
-              <w:left w:w="0" w:type="dxa"/>
-              <w:right w:w="0" w:type="dxa"/>
-            </w:tcMar>
-            <w:vAlign w:val="top"/>
-          </w:tcPr>
-          <w:p>
-            <w:pPr>
-              <w:pStyle w:val="Normal"/>
-              <w:jc w:val="left"/>
-              <w:pBdr>
-                <w:bottom w:val="none" w:sz="0" w:space="0" w:color="000000"/>
-                <w:top w:val="none" w:sz="0" w:space="0" w:color="000000"/>
-                <w:left w:val="none" w:sz="0" w:space="0" w:color="000000"/>
-                <w:right w:val="none" w:sz="0" w:space="0" w:color="000000"/>
-              </w:pBdr>
-              <w:spacing w:after="0" w:before="0" w:line="240"/>
-              <w:ind w:left="100" w:right="100" w:firstLine="0" w:firstLineChars="0"/>
-              <w:rPr>
-                <w:rFonts w:ascii="Arial" w:hAnsi="Arial" w:eastAsia="Arial" w:cs="Arial"/>
-                <w:i w:val="false"/>
-                <w:b w:val="false"/>
-                <w:u w:val="none"/>
-                <w:sz w:val="16"/>
-                <w:szCs w:val="16"/>
-                <w:color w:val="000000"/>
-              </w:rPr>
-            </w:pPr>
-            <w:r>
-              <w:rPr>
-                <w:rFonts w:ascii="Arial" w:hAnsi="Arial" w:eastAsia="Arial" w:cs="Arial"/>
-                <w:i w:val="false"/>
-                <w:b w:val="false"/>
-                <w:u w:val="none"/>
-                <w:sz w:val="16"/>
-                <w:szCs w:val="16"/>
-                <w:color w:val="000000"/>
-              </w:rPr>
-              <w:t xml:space="preserve">Arreglo para pagar menos impuestos</w:t>
-            </w:r>
-          </w:p>
-        </w:tc>
-        <w:tc>
-          <w:tcPr>
-            <w:tcBorders>
-              <w:bottom w:val="single" w:sz="8" w:space="0" w:color="000000"/>
-              <w:top w:val="none" w:sz="0" w:space="0" w:color="000000"/>
-              <w:left w:val="none" w:sz="0" w:space="0" w:color="000000"/>
-              <w:right w:val="none" w:sz="0" w:space="0" w:color="000000"/>
-            </w:tcBorders>
-            <w:shd w:val="clear" w:color="auto" w:fill="FFFFFF"/>
-            <w:tcMar>
-              <w:top w:w="0" w:type="dxa"/>
-              <w:bottom w:w="0" w:type="dxa"/>
-              <w:left w:w="0" w:type="dxa"/>
-              <w:right w:w="0" w:type="dxa"/>
-            </w:tcMar>
-            <w:vAlign w:val="top"/>
-          </w:tcPr>
-          <w:p>
-            <w:pPr>
-              <w:pStyle w:val="Normal"/>
-              <w:jc w:val="center"/>
-              <w:pBdr>
-                <w:bottom w:val="none" w:sz="0" w:space="0" w:color="000000"/>
-                <w:top w:val="none" w:sz="0" w:space="0" w:color="000000"/>
-                <w:left w:val="none" w:sz="0" w:space="0" w:color="000000"/>
-                <w:right w:val="none" w:sz="0" w:space="0" w:color="000000"/>
-              </w:pBdr>
-              <w:spacing w:after="0" w:before="0" w:line="240"/>
-              <w:ind w:left="100" w:right="100" w:firstLine="0" w:firstLineChars="0"/>
-              <w:rPr>
-                <w:rFonts w:ascii="Arial" w:hAnsi="Arial" w:eastAsia="Arial" w:cs="Arial"/>
-                <w:i w:val="false"/>
-                <w:b w:val="false"/>
-                <w:u w:val="none"/>
-                <w:sz w:val="16"/>
-                <w:szCs w:val="16"/>
-                <w:color w:val="000000"/>
-              </w:rPr>
-            </w:pPr>
-            <w:r>
-              <w:rPr>
-                <w:rFonts w:ascii="Arial" w:hAnsi="Arial" w:eastAsia="Arial" w:cs="Arial"/>
-                <w:i w:val="false"/>
-                <w:b w:val="false"/>
-                <w:u w:val="none"/>
-                <w:sz w:val="16"/>
-                <w:szCs w:val="16"/>
-                <w:color w:val="000000"/>
-              </w:rPr>
-              <w:t xml:space="preserve">9.121 (23,5%)</w:t>
+              <w:t xml:space="preserve">5.341 (27,3%)</w:t>
             </w:r>
           </w:p>
         </w:tc>

--- a/tablas/descriptivos_2020.docx
+++ b/tablas/descriptivos_2020.docx
@@ -3834,7 +3834,7 @@
                 <w:szCs w:val="16"/>
                 <w:color w:val="000000"/>
               </w:rPr>
-              <w:t xml:space="preserve">5,70 (2,52)</w:t>
+              <w:t xml:space="preserve">5,0 (3,0)</w:t>
             </w:r>
           </w:p>
         </w:tc>

--- a/tablas/descriptivos_2020.docx
+++ b/tablas/descriptivos_2020.docx
@@ -3781,7 +3781,7 @@
                 <w:szCs w:val="16"/>
                 <w:color w:val="000000"/>
               </w:rPr>
-              <w:t xml:space="preserve">Ideología (1 izqda - 10 derecha)</w:t>
+              <w:t xml:space="preserve">Ideología (0 izqda - 10 derecha)</w:t>
             </w:r>
           </w:p>
         </w:tc>
